--- a/Documentation.docx
+++ b/Documentation.docx
@@ -97,13 +97,41 @@
           <w:szCs w:val="28"/>
         </w:rPr>
       </w:pPr>
+      <w:proofErr w:type="spellStart"/>
       <w:r>
         <w:rPr>
           <w:sz w:val="28"/>
           <w:szCs w:val="28"/>
         </w:rPr>
-        <w:t xml:space="preserve">Github link of code: </w:t>
-      </w:r>
+        <w:t>Github</w:t>
+      </w:r>
+      <w:proofErr w:type="spellEnd"/>
+      <w:r>
+        <w:rPr>
+          <w:sz w:val="28"/>
+          <w:szCs w:val="28"/>
+        </w:rPr>
+        <w:t xml:space="preserve"> link of code: </w:t>
+      </w:r>
+      <w:hyperlink r:id="rId6" w:history="1">
+        <w:r>
+          <w:rPr>
+            <w:rStyle w:val="Hyperlink"/>
+            <w:sz w:val="28"/>
+            <w:szCs w:val="28"/>
+          </w:rPr>
+          <w:t>https://github.com/Cookieking2490/Parallel-programing</w:t>
+        </w:r>
+      </w:hyperlink>
+    </w:p>
+    <w:p>
+      <w:pPr>
+        <w:jc w:val="center"/>
+        <w:rPr>
+          <w:sz w:val="28"/>
+          <w:szCs w:val="28"/>
+        </w:rPr>
+      </w:pPr>
     </w:p>
     <w:p>
       <w:pPr>
@@ -575,7 +603,7 @@
                 <w:noProof/>
                 <w:webHidden/>
               </w:rPr>
-              <w:t>3</w:t>
+              <w:t>4</w:t>
             </w:r>
             <w:r>
               <w:rPr>
@@ -1138,6 +1166,7 @@
       </w:pPr>
       <w:bookmarkStart w:id="4" w:name="_Toc223185482"/>
       <w:r>
+        <w:lastRenderedPageBreak/>
         <w:t>Question (d):</w:t>
       </w:r>
       <w:bookmarkEnd w:id="4"/>
@@ -1150,11 +1179,7 @@
         <w:t>T∞</w:t>
       </w:r>
       <w:r>
-        <w:t xml:space="preserve"> which in our example </w:t>
-      </w:r>
-      <w:r>
-        <w:lastRenderedPageBreak/>
-        <w:t>would look like this Parallelism = n / log n</w:t>
+        <w:t xml:space="preserve"> which in our example would look like this Parallelism = n / log n</w:t>
       </w:r>
       <w:r>
         <w:t>, this shows that the algorithm provide</w:t>
@@ -1232,10 +1257,18 @@
         <w:t xml:space="preserve">OMP </w:t>
       </w:r>
       <w:r>
-        <w:t>in our code implementation we were able to achieve these results for each number</w:t>
-      </w:r>
-      <w:r>
-        <w:t xml:space="preserve">s </w:t>
+        <w:t xml:space="preserve">in our code implementation we were able to achieve these results for each </w:t>
+      </w:r>
+      <w:proofErr w:type="gramStart"/>
+      <w:r>
+        <w:t>number</w:t>
+      </w:r>
+      <w:r>
+        <w:t>s</w:t>
+      </w:r>
+      <w:proofErr w:type="gramEnd"/>
+      <w:r>
+        <w:t xml:space="preserve"> </w:t>
       </w:r>
       <w:r>
         <w:t>of threads:</w:t>
@@ -1294,6 +1327,7 @@
     </w:p>
     <w:p>
       <w:r>
+        <w:lastRenderedPageBreak/>
         <w:t>Speedup: 1.31813</w:t>
       </w:r>
     </w:p>
@@ -1309,7 +1343,6 @@
     </w:p>
     <w:p>
       <w:r>
-        <w:lastRenderedPageBreak/>
         <w:t>Parallel Time: 0.0006562</w:t>
       </w:r>
     </w:p>
@@ -1513,8 +1546,13 @@
             <w:tcW w:w="3117" w:type="dxa"/>
           </w:tcPr>
           <w:p>
-            <w:r>
-              <w:t>O(log n)</w:t>
+            <w:proofErr w:type="gramStart"/>
+            <w:r>
+              <w:t>O(</w:t>
+            </w:r>
+            <w:proofErr w:type="gramEnd"/>
+            <w:r>
+              <w:t>log n)</w:t>
             </w:r>
           </w:p>
         </w:tc>
@@ -1822,7 +1860,15 @@
         <w:t>includes</w:t>
       </w:r>
       <w:r>
-        <w:t xml:space="preserve"> the runtime overhead that we get from spawning and synchronizing of tasks, when many </w:t>
+        <w:t xml:space="preserve"> the runtime overhead that we get from spawning and synchronizing of tasks</w:t>
+      </w:r>
+      <w:proofErr w:type="gramStart"/>
+      <w:r>
+        <w:t>, when</w:t>
+      </w:r>
+      <w:proofErr w:type="gramEnd"/>
+      <w:r>
+        <w:t xml:space="preserve"> many </w:t>
       </w:r>
       <w:r>
         <w:t>fine-grained</w:t>
@@ -1836,6 +1882,7 @@
         <w:rPr>
           <w:noProof/>
         </w:rPr>
+        <w:lastRenderedPageBreak/>
         <w:drawing>
           <wp:inline distT="0" distB="0" distL="0" distR="0" wp14:anchorId="09EE3ADE" wp14:editId="16BE98CA">
             <wp:extent cx="1379220" cy="2625220"/>
@@ -1852,7 +1899,7 @@
                     <pic:cNvPicPr/>
                   </pic:nvPicPr>
                   <pic:blipFill>
-                    <a:blip r:embed="rId6"/>
+                    <a:blip r:embed="rId7"/>
                     <a:stretch>
                       <a:fillRect/>
                     </a:stretch>
@@ -1875,7 +1922,6 @@
     </w:p>
     <w:p>
       <w:r>
-        <w:lastRenderedPageBreak/>
         <w:t>Even if tasks are done in parallel, the synchronization forces wait time.</w:t>
       </w:r>
       <w:r>
@@ -3042,6 +3088,18 @@
       </w:tblBorders>
     </w:tblPr>
   </w:style>
+  <w:style w:type="character" w:styleId="UnresolvedMention">
+    <w:name w:val="Unresolved Mention"/>
+    <w:basedOn w:val="DefaultParagraphFont"/>
+    <w:uiPriority w:val="99"/>
+    <w:semiHidden/>
+    <w:unhideWhenUsed/>
+    <w:rsid w:val="00A6146B"/>
+    <w:rPr>
+      <w:color w:val="605E5C"/>
+      <w:shd w:val="clear" w:color="auto" w:fill="E1DFDD"/>
+    </w:rPr>
+  </w:style>
 </w:styles>
 </file>
 

--- a/Documentation.docx
+++ b/Documentation.docx
@@ -218,16 +218,7 @@
         <w:jc w:val="center"/>
       </w:pPr>
     </w:p>
-    <w:p>
-      <w:pPr>
-        <w:jc w:val="center"/>
-      </w:pPr>
-    </w:p>
-    <w:p>
-      <w:pPr>
-        <w:jc w:val="center"/>
-      </w:pPr>
-    </w:p>
+    <w:p/>
     <w:sdt>
       <w:sdtPr>
         <w:rPr>
@@ -280,7 +271,7 @@
           <w:r>
             <w:fldChar w:fldCharType="separate"/>
           </w:r>
-          <w:hyperlink w:anchor="_Toc223185478" w:history="1">
+          <w:hyperlink w:anchor="_Toc226838478" w:history="1">
             <w:r>
               <w:rPr>
                 <w:rStyle w:val="Hyperlink"/>
@@ -307,7 +298,7 @@
                 <w:noProof/>
                 <w:webHidden/>
               </w:rPr>
-              <w:instrText xml:space="preserve"> PAGEREF _Toc223185478 \h </w:instrText>
+              <w:instrText xml:space="preserve"> PAGEREF _Toc226838478 \h </w:instrText>
             </w:r>
             <w:r>
               <w:rPr>
@@ -349,7 +340,7 @@
               <w:noProof/>
             </w:rPr>
           </w:pPr>
-          <w:hyperlink w:anchor="_Toc223185479" w:history="1">
+          <w:hyperlink w:anchor="_Toc226838479" w:history="1">
             <w:r>
               <w:rPr>
                 <w:rStyle w:val="Hyperlink"/>
@@ -376,7 +367,7 @@
                 <w:noProof/>
                 <w:webHidden/>
               </w:rPr>
-              <w:instrText xml:space="preserve"> PAGEREF _Toc223185479 \h </w:instrText>
+              <w:instrText xml:space="preserve"> PAGEREF _Toc226838479 \h </w:instrText>
             </w:r>
             <w:r>
               <w:rPr>
@@ -418,7 +409,7 @@
               <w:noProof/>
             </w:rPr>
           </w:pPr>
-          <w:hyperlink w:anchor="_Toc223185480" w:history="1">
+          <w:hyperlink w:anchor="_Toc226838480" w:history="1">
             <w:r>
               <w:rPr>
                 <w:rStyle w:val="Hyperlink"/>
@@ -445,7 +436,7 @@
                 <w:noProof/>
                 <w:webHidden/>
               </w:rPr>
-              <w:instrText xml:space="preserve"> PAGEREF _Toc223185480 \h </w:instrText>
+              <w:instrText xml:space="preserve"> PAGEREF _Toc226838480 \h </w:instrText>
             </w:r>
             <w:r>
               <w:rPr>
@@ -487,7 +478,7 @@
               <w:noProof/>
             </w:rPr>
           </w:pPr>
-          <w:hyperlink w:anchor="_Toc223185481" w:history="1">
+          <w:hyperlink w:anchor="_Toc226838481" w:history="1">
             <w:r>
               <w:rPr>
                 <w:rStyle w:val="Hyperlink"/>
@@ -514,7 +505,7 @@
                 <w:noProof/>
                 <w:webHidden/>
               </w:rPr>
-              <w:instrText xml:space="preserve"> PAGEREF _Toc223185481 \h </w:instrText>
+              <w:instrText xml:space="preserve"> PAGEREF _Toc226838481 \h </w:instrText>
             </w:r>
             <w:r>
               <w:rPr>
@@ -556,7 +547,7 @@
               <w:noProof/>
             </w:rPr>
           </w:pPr>
-          <w:hyperlink w:anchor="_Toc223185482" w:history="1">
+          <w:hyperlink w:anchor="_Toc226838482" w:history="1">
             <w:r>
               <w:rPr>
                 <w:rStyle w:val="Hyperlink"/>
@@ -583,7 +574,7 @@
                 <w:noProof/>
                 <w:webHidden/>
               </w:rPr>
-              <w:instrText xml:space="preserve"> PAGEREF _Toc223185482 \h </w:instrText>
+              <w:instrText xml:space="preserve"> PAGEREF _Toc226838482 \h </w:instrText>
             </w:r>
             <w:r>
               <w:rPr>
@@ -625,7 +616,7 @@
               <w:noProof/>
             </w:rPr>
           </w:pPr>
-          <w:hyperlink w:anchor="_Toc223185483" w:history="1">
+          <w:hyperlink w:anchor="_Toc226838483" w:history="1">
             <w:r>
               <w:rPr>
                 <w:rStyle w:val="Hyperlink"/>
@@ -652,7 +643,7 @@
                 <w:noProof/>
                 <w:webHidden/>
               </w:rPr>
-              <w:instrText xml:space="preserve"> PAGEREF _Toc223185483 \h </w:instrText>
+              <w:instrText xml:space="preserve"> PAGEREF _Toc226838483 \h </w:instrText>
             </w:r>
             <w:r>
               <w:rPr>
@@ -694,7 +685,7 @@
               <w:noProof/>
             </w:rPr>
           </w:pPr>
-          <w:hyperlink w:anchor="_Toc223185484" w:history="1">
+          <w:hyperlink w:anchor="_Toc226838484" w:history="1">
             <w:r>
               <w:rPr>
                 <w:rStyle w:val="Hyperlink"/>
@@ -721,7 +712,7 @@
                 <w:noProof/>
                 <w:webHidden/>
               </w:rPr>
-              <w:instrText xml:space="preserve"> PAGEREF _Toc223185484 \h </w:instrText>
+              <w:instrText xml:space="preserve"> PAGEREF _Toc226838484 \h </w:instrText>
             </w:r>
             <w:r>
               <w:rPr>
@@ -763,7 +754,7 @@
               <w:noProof/>
             </w:rPr>
           </w:pPr>
-          <w:hyperlink w:anchor="_Toc223185485" w:history="1">
+          <w:hyperlink w:anchor="_Toc226838485" w:history="1">
             <w:r>
               <w:rPr>
                 <w:rStyle w:val="Hyperlink"/>
@@ -790,7 +781,7 @@
                 <w:noProof/>
                 <w:webHidden/>
               </w:rPr>
-              <w:instrText xml:space="preserve"> PAGEREF _Toc223185485 \h </w:instrText>
+              <w:instrText xml:space="preserve"> PAGEREF _Toc226838485 \h </w:instrText>
             </w:r>
             <w:r>
               <w:rPr>
@@ -832,7 +823,7 @@
               <w:noProof/>
             </w:rPr>
           </w:pPr>
-          <w:hyperlink w:anchor="_Toc223185486" w:history="1">
+          <w:hyperlink w:anchor="_Toc226838486" w:history="1">
             <w:r>
               <w:rPr>
                 <w:rStyle w:val="Hyperlink"/>
@@ -859,7 +850,7 @@
                 <w:noProof/>
                 <w:webHidden/>
               </w:rPr>
-              <w:instrText xml:space="preserve"> PAGEREF _Toc223185486 \h </w:instrText>
+              <w:instrText xml:space="preserve"> PAGEREF _Toc226838486 \h </w:instrText>
             </w:r>
             <w:r>
               <w:rPr>
@@ -901,7 +892,7 @@
               <w:noProof/>
             </w:rPr>
           </w:pPr>
-          <w:hyperlink w:anchor="_Toc223185487" w:history="1">
+          <w:hyperlink w:anchor="_Toc226838487" w:history="1">
             <w:r>
               <w:rPr>
                 <w:rStyle w:val="Hyperlink"/>
@@ -928,7 +919,7 @@
                 <w:noProof/>
                 <w:webHidden/>
               </w:rPr>
-              <w:instrText xml:space="preserve"> PAGEREF _Toc223185487 \h </w:instrText>
+              <w:instrText xml:space="preserve"> PAGEREF _Toc226838487 \h </w:instrText>
             </w:r>
             <w:r>
               <w:rPr>
@@ -949,6 +940,696 @@
                 <w:webHidden/>
               </w:rPr>
               <w:t>7</w:t>
+            </w:r>
+            <w:r>
+              <w:rPr>
+                <w:noProof/>
+                <w:webHidden/>
+              </w:rPr>
+              <w:fldChar w:fldCharType="end"/>
+            </w:r>
+          </w:hyperlink>
+        </w:p>
+        <w:p>
+          <w:pPr>
+            <w:pStyle w:val="TOC1"/>
+            <w:tabs>
+              <w:tab w:val="right" w:leader="dot" w:pos="9350"/>
+            </w:tabs>
+            <w:rPr>
+              <w:rFonts w:eastAsiaTheme="minorEastAsia"/>
+              <w:noProof/>
+            </w:rPr>
+          </w:pPr>
+          <w:hyperlink w:anchor="_Toc226838488" w:history="1">
+            <w:r>
+              <w:rPr>
+                <w:rStyle w:val="Hyperlink"/>
+                <w:noProof/>
+              </w:rPr>
+              <w:t>Question 3:</w:t>
+            </w:r>
+            <w:r>
+              <w:rPr>
+                <w:noProof/>
+                <w:webHidden/>
+              </w:rPr>
+              <w:tab/>
+            </w:r>
+            <w:r>
+              <w:rPr>
+                <w:noProof/>
+                <w:webHidden/>
+              </w:rPr>
+              <w:fldChar w:fldCharType="begin"/>
+            </w:r>
+            <w:r>
+              <w:rPr>
+                <w:noProof/>
+                <w:webHidden/>
+              </w:rPr>
+              <w:instrText xml:space="preserve"> PAGEREF _Toc226838488 \h </w:instrText>
+            </w:r>
+            <w:r>
+              <w:rPr>
+                <w:noProof/>
+                <w:webHidden/>
+              </w:rPr>
+            </w:r>
+            <w:r>
+              <w:rPr>
+                <w:noProof/>
+                <w:webHidden/>
+              </w:rPr>
+              <w:fldChar w:fldCharType="separate"/>
+            </w:r>
+            <w:r>
+              <w:rPr>
+                <w:noProof/>
+                <w:webHidden/>
+              </w:rPr>
+              <w:t>8</w:t>
+            </w:r>
+            <w:r>
+              <w:rPr>
+                <w:noProof/>
+                <w:webHidden/>
+              </w:rPr>
+              <w:fldChar w:fldCharType="end"/>
+            </w:r>
+          </w:hyperlink>
+        </w:p>
+        <w:p>
+          <w:pPr>
+            <w:pStyle w:val="TOC2"/>
+            <w:tabs>
+              <w:tab w:val="right" w:leader="dot" w:pos="9350"/>
+            </w:tabs>
+            <w:rPr>
+              <w:rFonts w:eastAsiaTheme="minorEastAsia"/>
+              <w:noProof/>
+            </w:rPr>
+          </w:pPr>
+          <w:hyperlink w:anchor="_Toc226838489" w:history="1">
+            <w:r>
+              <w:rPr>
+                <w:rStyle w:val="Hyperlink"/>
+                <w:noProof/>
+              </w:rPr>
+              <w:t>Introduction:</w:t>
+            </w:r>
+            <w:r>
+              <w:rPr>
+                <w:noProof/>
+                <w:webHidden/>
+              </w:rPr>
+              <w:tab/>
+            </w:r>
+            <w:r>
+              <w:rPr>
+                <w:noProof/>
+                <w:webHidden/>
+              </w:rPr>
+              <w:fldChar w:fldCharType="begin"/>
+            </w:r>
+            <w:r>
+              <w:rPr>
+                <w:noProof/>
+                <w:webHidden/>
+              </w:rPr>
+              <w:instrText xml:space="preserve"> PAGEREF _Toc226838489 \h </w:instrText>
+            </w:r>
+            <w:r>
+              <w:rPr>
+                <w:noProof/>
+                <w:webHidden/>
+              </w:rPr>
+            </w:r>
+            <w:r>
+              <w:rPr>
+                <w:noProof/>
+                <w:webHidden/>
+              </w:rPr>
+              <w:fldChar w:fldCharType="separate"/>
+            </w:r>
+            <w:r>
+              <w:rPr>
+                <w:noProof/>
+                <w:webHidden/>
+              </w:rPr>
+              <w:t>8</w:t>
+            </w:r>
+            <w:r>
+              <w:rPr>
+                <w:noProof/>
+                <w:webHidden/>
+              </w:rPr>
+              <w:fldChar w:fldCharType="end"/>
+            </w:r>
+          </w:hyperlink>
+        </w:p>
+        <w:p>
+          <w:pPr>
+            <w:pStyle w:val="TOC2"/>
+            <w:tabs>
+              <w:tab w:val="right" w:leader="dot" w:pos="9350"/>
+            </w:tabs>
+            <w:rPr>
+              <w:rFonts w:eastAsiaTheme="minorEastAsia"/>
+              <w:noProof/>
+            </w:rPr>
+          </w:pPr>
+          <w:hyperlink w:anchor="_Toc226838490" w:history="1">
+            <w:r>
+              <w:rPr>
+                <w:rStyle w:val="Hyperlink"/>
+                <w:noProof/>
+              </w:rPr>
+              <w:t>Algorithm Overview (KNN):</w:t>
+            </w:r>
+            <w:r>
+              <w:rPr>
+                <w:noProof/>
+                <w:webHidden/>
+              </w:rPr>
+              <w:tab/>
+            </w:r>
+            <w:r>
+              <w:rPr>
+                <w:noProof/>
+                <w:webHidden/>
+              </w:rPr>
+              <w:fldChar w:fldCharType="begin"/>
+            </w:r>
+            <w:r>
+              <w:rPr>
+                <w:noProof/>
+                <w:webHidden/>
+              </w:rPr>
+              <w:instrText xml:space="preserve"> PAGEREF _Toc226838490 \h </w:instrText>
+            </w:r>
+            <w:r>
+              <w:rPr>
+                <w:noProof/>
+                <w:webHidden/>
+              </w:rPr>
+            </w:r>
+            <w:r>
+              <w:rPr>
+                <w:noProof/>
+                <w:webHidden/>
+              </w:rPr>
+              <w:fldChar w:fldCharType="separate"/>
+            </w:r>
+            <w:r>
+              <w:rPr>
+                <w:noProof/>
+                <w:webHidden/>
+              </w:rPr>
+              <w:t>9</w:t>
+            </w:r>
+            <w:r>
+              <w:rPr>
+                <w:noProof/>
+                <w:webHidden/>
+              </w:rPr>
+              <w:fldChar w:fldCharType="end"/>
+            </w:r>
+          </w:hyperlink>
+        </w:p>
+        <w:p>
+          <w:pPr>
+            <w:pStyle w:val="TOC2"/>
+            <w:tabs>
+              <w:tab w:val="right" w:leader="dot" w:pos="9350"/>
+            </w:tabs>
+            <w:rPr>
+              <w:rFonts w:eastAsiaTheme="minorEastAsia"/>
+              <w:noProof/>
+            </w:rPr>
+          </w:pPr>
+          <w:hyperlink w:anchor="_Toc226838491" w:history="1">
+            <w:r>
+              <w:rPr>
+                <w:rStyle w:val="Hyperlink"/>
+                <w:noProof/>
+              </w:rPr>
+              <w:t>CUDA &amp; Parallelization Strategy:</w:t>
+            </w:r>
+            <w:r>
+              <w:rPr>
+                <w:noProof/>
+                <w:webHidden/>
+              </w:rPr>
+              <w:tab/>
+            </w:r>
+            <w:r>
+              <w:rPr>
+                <w:noProof/>
+                <w:webHidden/>
+              </w:rPr>
+              <w:fldChar w:fldCharType="begin"/>
+            </w:r>
+            <w:r>
+              <w:rPr>
+                <w:noProof/>
+                <w:webHidden/>
+              </w:rPr>
+              <w:instrText xml:space="preserve"> PAGEREF _Toc226838491 \h </w:instrText>
+            </w:r>
+            <w:r>
+              <w:rPr>
+                <w:noProof/>
+                <w:webHidden/>
+              </w:rPr>
+            </w:r>
+            <w:r>
+              <w:rPr>
+                <w:noProof/>
+                <w:webHidden/>
+              </w:rPr>
+              <w:fldChar w:fldCharType="separate"/>
+            </w:r>
+            <w:r>
+              <w:rPr>
+                <w:noProof/>
+                <w:webHidden/>
+              </w:rPr>
+              <w:t>10</w:t>
+            </w:r>
+            <w:r>
+              <w:rPr>
+                <w:noProof/>
+                <w:webHidden/>
+              </w:rPr>
+              <w:fldChar w:fldCharType="end"/>
+            </w:r>
+          </w:hyperlink>
+        </w:p>
+        <w:p>
+          <w:pPr>
+            <w:pStyle w:val="TOC2"/>
+            <w:tabs>
+              <w:tab w:val="right" w:leader="dot" w:pos="9350"/>
+            </w:tabs>
+            <w:rPr>
+              <w:rFonts w:eastAsiaTheme="minorEastAsia"/>
+              <w:noProof/>
+            </w:rPr>
+          </w:pPr>
+          <w:hyperlink w:anchor="_Toc226838492" w:history="1">
+            <w:r>
+              <w:rPr>
+                <w:rStyle w:val="Hyperlink"/>
+                <w:noProof/>
+              </w:rPr>
+              <w:t>Implementation Details:</w:t>
+            </w:r>
+            <w:r>
+              <w:rPr>
+                <w:noProof/>
+                <w:webHidden/>
+              </w:rPr>
+              <w:tab/>
+            </w:r>
+            <w:r>
+              <w:rPr>
+                <w:noProof/>
+                <w:webHidden/>
+              </w:rPr>
+              <w:fldChar w:fldCharType="begin"/>
+            </w:r>
+            <w:r>
+              <w:rPr>
+                <w:noProof/>
+                <w:webHidden/>
+              </w:rPr>
+              <w:instrText xml:space="preserve"> PAGEREF _Toc226838492 \h </w:instrText>
+            </w:r>
+            <w:r>
+              <w:rPr>
+                <w:noProof/>
+                <w:webHidden/>
+              </w:rPr>
+            </w:r>
+            <w:r>
+              <w:rPr>
+                <w:noProof/>
+                <w:webHidden/>
+              </w:rPr>
+              <w:fldChar w:fldCharType="separate"/>
+            </w:r>
+            <w:r>
+              <w:rPr>
+                <w:noProof/>
+                <w:webHidden/>
+              </w:rPr>
+              <w:t>11</w:t>
+            </w:r>
+            <w:r>
+              <w:rPr>
+                <w:noProof/>
+                <w:webHidden/>
+              </w:rPr>
+              <w:fldChar w:fldCharType="end"/>
+            </w:r>
+          </w:hyperlink>
+        </w:p>
+        <w:p>
+          <w:pPr>
+            <w:pStyle w:val="TOC2"/>
+            <w:tabs>
+              <w:tab w:val="right" w:leader="dot" w:pos="9350"/>
+            </w:tabs>
+            <w:rPr>
+              <w:rFonts w:eastAsiaTheme="minorEastAsia"/>
+              <w:noProof/>
+            </w:rPr>
+          </w:pPr>
+          <w:hyperlink w:anchor="_Toc226838493" w:history="1">
+            <w:r>
+              <w:rPr>
+                <w:rStyle w:val="Hyperlink"/>
+                <w:noProof/>
+              </w:rPr>
+              <w:t>Performance Evaluation:</w:t>
+            </w:r>
+            <w:r>
+              <w:rPr>
+                <w:noProof/>
+                <w:webHidden/>
+              </w:rPr>
+              <w:tab/>
+            </w:r>
+            <w:r>
+              <w:rPr>
+                <w:noProof/>
+                <w:webHidden/>
+              </w:rPr>
+              <w:fldChar w:fldCharType="begin"/>
+            </w:r>
+            <w:r>
+              <w:rPr>
+                <w:noProof/>
+                <w:webHidden/>
+              </w:rPr>
+              <w:instrText xml:space="preserve"> PAGEREF _Toc226838493 \h </w:instrText>
+            </w:r>
+            <w:r>
+              <w:rPr>
+                <w:noProof/>
+                <w:webHidden/>
+              </w:rPr>
+            </w:r>
+            <w:r>
+              <w:rPr>
+                <w:noProof/>
+                <w:webHidden/>
+              </w:rPr>
+              <w:fldChar w:fldCharType="separate"/>
+            </w:r>
+            <w:r>
+              <w:rPr>
+                <w:noProof/>
+                <w:webHidden/>
+              </w:rPr>
+              <w:t>12</w:t>
+            </w:r>
+            <w:r>
+              <w:rPr>
+                <w:noProof/>
+                <w:webHidden/>
+              </w:rPr>
+              <w:fldChar w:fldCharType="end"/>
+            </w:r>
+          </w:hyperlink>
+        </w:p>
+        <w:p>
+          <w:pPr>
+            <w:pStyle w:val="TOC2"/>
+            <w:tabs>
+              <w:tab w:val="right" w:leader="dot" w:pos="9350"/>
+            </w:tabs>
+            <w:rPr>
+              <w:rFonts w:eastAsiaTheme="minorEastAsia"/>
+              <w:noProof/>
+            </w:rPr>
+          </w:pPr>
+          <w:hyperlink w:anchor="_Toc226838494" w:history="1">
+            <w:r>
+              <w:rPr>
+                <w:rStyle w:val="Hyperlink"/>
+                <w:noProof/>
+              </w:rPr>
+              <w:t>Comparison with the research paper:</w:t>
+            </w:r>
+            <w:r>
+              <w:rPr>
+                <w:noProof/>
+                <w:webHidden/>
+              </w:rPr>
+              <w:tab/>
+            </w:r>
+            <w:r>
+              <w:rPr>
+                <w:noProof/>
+                <w:webHidden/>
+              </w:rPr>
+              <w:fldChar w:fldCharType="begin"/>
+            </w:r>
+            <w:r>
+              <w:rPr>
+                <w:noProof/>
+                <w:webHidden/>
+              </w:rPr>
+              <w:instrText xml:space="preserve"> PAGEREF _Toc226838494 \h </w:instrText>
+            </w:r>
+            <w:r>
+              <w:rPr>
+                <w:noProof/>
+                <w:webHidden/>
+              </w:rPr>
+            </w:r>
+            <w:r>
+              <w:rPr>
+                <w:noProof/>
+                <w:webHidden/>
+              </w:rPr>
+              <w:fldChar w:fldCharType="separate"/>
+            </w:r>
+            <w:r>
+              <w:rPr>
+                <w:noProof/>
+                <w:webHidden/>
+              </w:rPr>
+              <w:t>13</w:t>
+            </w:r>
+            <w:r>
+              <w:rPr>
+                <w:noProof/>
+                <w:webHidden/>
+              </w:rPr>
+              <w:fldChar w:fldCharType="end"/>
+            </w:r>
+          </w:hyperlink>
+        </w:p>
+        <w:p>
+          <w:pPr>
+            <w:pStyle w:val="TOC2"/>
+            <w:tabs>
+              <w:tab w:val="right" w:leader="dot" w:pos="9350"/>
+            </w:tabs>
+            <w:rPr>
+              <w:rFonts w:eastAsiaTheme="minorEastAsia"/>
+              <w:noProof/>
+            </w:rPr>
+          </w:pPr>
+          <w:hyperlink w:anchor="_Toc226838495" w:history="1">
+            <w:r>
+              <w:rPr>
+                <w:rStyle w:val="Hyperlink"/>
+                <w:noProof/>
+              </w:rPr>
+              <w:t>Applications:</w:t>
+            </w:r>
+            <w:r>
+              <w:rPr>
+                <w:noProof/>
+                <w:webHidden/>
+              </w:rPr>
+              <w:tab/>
+            </w:r>
+            <w:r>
+              <w:rPr>
+                <w:noProof/>
+                <w:webHidden/>
+              </w:rPr>
+              <w:fldChar w:fldCharType="begin"/>
+            </w:r>
+            <w:r>
+              <w:rPr>
+                <w:noProof/>
+                <w:webHidden/>
+              </w:rPr>
+              <w:instrText xml:space="preserve"> PAGEREF _Toc226838495 \h </w:instrText>
+            </w:r>
+            <w:r>
+              <w:rPr>
+                <w:noProof/>
+                <w:webHidden/>
+              </w:rPr>
+            </w:r>
+            <w:r>
+              <w:rPr>
+                <w:noProof/>
+                <w:webHidden/>
+              </w:rPr>
+              <w:fldChar w:fldCharType="separate"/>
+            </w:r>
+            <w:r>
+              <w:rPr>
+                <w:noProof/>
+                <w:webHidden/>
+              </w:rPr>
+              <w:t>14</w:t>
+            </w:r>
+            <w:r>
+              <w:rPr>
+                <w:noProof/>
+                <w:webHidden/>
+              </w:rPr>
+              <w:fldChar w:fldCharType="end"/>
+            </w:r>
+          </w:hyperlink>
+        </w:p>
+        <w:p>
+          <w:pPr>
+            <w:pStyle w:val="TOC2"/>
+            <w:tabs>
+              <w:tab w:val="right" w:leader="dot" w:pos="9350"/>
+            </w:tabs>
+            <w:rPr>
+              <w:rFonts w:eastAsiaTheme="minorEastAsia"/>
+              <w:noProof/>
+            </w:rPr>
+          </w:pPr>
+          <w:hyperlink w:anchor="_Toc226838496" w:history="1">
+            <w:r>
+              <w:rPr>
+                <w:rStyle w:val="Hyperlink"/>
+                <w:noProof/>
+              </w:rPr>
+              <w:t>Conclusion:</w:t>
+            </w:r>
+            <w:r>
+              <w:rPr>
+                <w:noProof/>
+                <w:webHidden/>
+              </w:rPr>
+              <w:tab/>
+            </w:r>
+            <w:r>
+              <w:rPr>
+                <w:noProof/>
+                <w:webHidden/>
+              </w:rPr>
+              <w:fldChar w:fldCharType="begin"/>
+            </w:r>
+            <w:r>
+              <w:rPr>
+                <w:noProof/>
+                <w:webHidden/>
+              </w:rPr>
+              <w:instrText xml:space="preserve"> PAGEREF _Toc226838496 \h </w:instrText>
+            </w:r>
+            <w:r>
+              <w:rPr>
+                <w:noProof/>
+                <w:webHidden/>
+              </w:rPr>
+            </w:r>
+            <w:r>
+              <w:rPr>
+                <w:noProof/>
+                <w:webHidden/>
+              </w:rPr>
+              <w:fldChar w:fldCharType="separate"/>
+            </w:r>
+            <w:r>
+              <w:rPr>
+                <w:noProof/>
+                <w:webHidden/>
+              </w:rPr>
+              <w:t>15</w:t>
+            </w:r>
+            <w:r>
+              <w:rPr>
+                <w:noProof/>
+                <w:webHidden/>
+              </w:rPr>
+              <w:fldChar w:fldCharType="end"/>
+            </w:r>
+          </w:hyperlink>
+        </w:p>
+        <w:p>
+          <w:pPr>
+            <w:pStyle w:val="TOC2"/>
+            <w:tabs>
+              <w:tab w:val="right" w:leader="dot" w:pos="9350"/>
+            </w:tabs>
+            <w:rPr>
+              <w:rFonts w:eastAsiaTheme="minorEastAsia"/>
+              <w:noProof/>
+            </w:rPr>
+          </w:pPr>
+          <w:hyperlink w:anchor="_Toc226838497" w:history="1">
+            <w:r>
+              <w:rPr>
+                <w:rStyle w:val="Hyperlink"/>
+                <w:noProof/>
+              </w:rPr>
+              <w:t>References:</w:t>
+            </w:r>
+            <w:r>
+              <w:rPr>
+                <w:noProof/>
+                <w:webHidden/>
+              </w:rPr>
+              <w:tab/>
+            </w:r>
+            <w:r>
+              <w:rPr>
+                <w:noProof/>
+                <w:webHidden/>
+              </w:rPr>
+              <w:fldChar w:fldCharType="begin"/>
+            </w:r>
+            <w:r>
+              <w:rPr>
+                <w:noProof/>
+                <w:webHidden/>
+              </w:rPr>
+              <w:instrText xml:space="preserve"> PAGEREF _Toc226838497 \h </w:instrText>
+            </w:r>
+            <w:r>
+              <w:rPr>
+                <w:noProof/>
+                <w:webHidden/>
+              </w:rPr>
+            </w:r>
+            <w:r>
+              <w:rPr>
+                <w:noProof/>
+                <w:webHidden/>
+              </w:rPr>
+              <w:fldChar w:fldCharType="separate"/>
+            </w:r>
+            <w:r>
+              <w:rPr>
+                <w:noProof/>
+                <w:webHidden/>
+              </w:rPr>
+              <w:t>16</w:t>
             </w:r>
             <w:r>
               <w:rPr>
@@ -997,62 +1678,12 @@
         <w:jc w:val="center"/>
       </w:pPr>
     </w:p>
-    <w:p>
-      <w:pPr>
-        <w:jc w:val="center"/>
-      </w:pPr>
-    </w:p>
-    <w:p>
-      <w:pPr>
-        <w:jc w:val="center"/>
-      </w:pPr>
-    </w:p>
-    <w:p>
-      <w:pPr>
-        <w:jc w:val="center"/>
-      </w:pPr>
-    </w:p>
-    <w:p>
-      <w:pPr>
-        <w:jc w:val="center"/>
-      </w:pPr>
-    </w:p>
-    <w:p>
-      <w:pPr>
-        <w:jc w:val="center"/>
-      </w:pPr>
-    </w:p>
-    <w:p>
-      <w:pPr>
-        <w:jc w:val="center"/>
-      </w:pPr>
-    </w:p>
-    <w:p>
-      <w:pPr>
-        <w:jc w:val="center"/>
-      </w:pPr>
-    </w:p>
-    <w:p>
-      <w:pPr>
-        <w:jc w:val="center"/>
-      </w:pPr>
-    </w:p>
-    <w:p>
-      <w:pPr>
-        <w:jc w:val="center"/>
-      </w:pPr>
-    </w:p>
-    <w:p>
-      <w:pPr>
-        <w:jc w:val="center"/>
-      </w:pPr>
-    </w:p>
     <w:p/>
     <w:p>
       <w:pPr>
         <w:pStyle w:val="Heading1"/>
       </w:pPr>
-      <w:bookmarkStart w:id="0" w:name="_Toc223185478"/>
+      <w:bookmarkStart w:id="0" w:name="_Toc226838478"/>
       <w:r>
         <w:t>Part 1:</w:t>
       </w:r>
@@ -1062,7 +1693,7 @@
       <w:pPr>
         <w:pStyle w:val="Heading2"/>
       </w:pPr>
-      <w:bookmarkStart w:id="1" w:name="_Toc223185479"/>
+      <w:bookmarkStart w:id="1" w:name="_Toc226838479"/>
       <w:r>
         <w:t>Question (a):</w:t>
       </w:r>
@@ -1079,13 +1710,49 @@
         <w:t xml:space="preserve"> When the grain size is fixed to one this means that for every single element in the array a new parallel task/thread is created for it, meaning that number of tasks that are created is equal to the number of size of n.</w:t>
       </w:r>
       <w:r>
-        <w:t xml:space="preserve"> but this will create overhead due to with each task creation such as spawning or creating of new threads, scheduling, synchronization. Since each addition operation task will be performed once the computation that will be used per task is very small compared to the management of the overhead, </w:t>
-      </w:r>
-      <w:r>
-        <w:t>as</w:t>
-      </w:r>
-      <w:r>
-        <w:t xml:space="preserve"> a result, due to overhead being high this will lead to very poor performance and efficiency in processor utilization.</w:t>
+        <w:t xml:space="preserve"> </w:t>
+      </w:r>
+      <w:r>
+        <w:t>But</w:t>
+      </w:r>
+      <w:r>
+        <w:t xml:space="preserve"> this will create overhead due to </w:t>
+      </w:r>
+      <w:r>
+        <w:t>the creation of</w:t>
+      </w:r>
+      <w:r>
+        <w:t xml:space="preserve"> each task</w:t>
+      </w:r>
+      <w:r>
+        <w:t>,</w:t>
+      </w:r>
+      <w:r>
+        <w:t xml:space="preserve"> such as spawning or creating new threads, scheduling, </w:t>
+      </w:r>
+      <w:r>
+        <w:t xml:space="preserve">and </w:t>
+      </w:r>
+      <w:r>
+        <w:t>synchronization. Since each addition operation task will be performed once</w:t>
+      </w:r>
+      <w:r>
+        <w:t>,</w:t>
+      </w:r>
+      <w:r>
+        <w:t xml:space="preserve"> the computation that will be used per task is very small compared to the management of the overhead</w:t>
+      </w:r>
+      <w:r>
+        <w:t>. As</w:t>
+      </w:r>
+      <w:r>
+        <w:t xml:space="preserve"> a result, due to overhead being high</w:t>
+      </w:r>
+      <w:r>
+        <w:t>,</w:t>
+      </w:r>
+      <w:r>
+        <w:t xml:space="preserve"> this will lead to very poor performance and efficiency in processor utilization.</w:t>
       </w:r>
     </w:p>
     <w:p/>
@@ -1093,7 +1760,7 @@
       <w:pPr>
         <w:pStyle w:val="Heading2"/>
       </w:pPr>
-      <w:bookmarkStart w:id="2" w:name="_Toc223185480"/>
+      <w:bookmarkStart w:id="2" w:name="_Toc226838480"/>
       <w:r>
         <w:t>Question (b):</w:t>
       </w:r>
@@ -1101,10 +1768,34 @@
     </w:p>
     <w:p>
       <w:r>
-        <w:t>The span in this example represents the execution time of the algorithm assuming we have unlimited number of processors and it is the longest computational dependency chain in the process</w:t>
-      </w:r>
-      <w:r>
-        <w:t xml:space="preserve">, in our recursion function at each recursive step it divides the problem into two halves, meaning that the longest sequence of dependent will be one branch of the recursion tree if we follow it. This means that the span grows logarithmically with our input size making span time equal to </w:t>
+        <w:t>The span in this example represents the execution time of the algorithm</w:t>
+      </w:r>
+      <w:r>
+        <w:t>,</w:t>
+      </w:r>
+      <w:r>
+        <w:t xml:space="preserve"> assuming we have </w:t>
+      </w:r>
+      <w:r>
+        <w:t xml:space="preserve">an </w:t>
+      </w:r>
+      <w:r>
+        <w:t>unlimited number of processors</w:t>
+      </w:r>
+      <w:r>
+        <w:t>,</w:t>
+      </w:r>
+      <w:r>
+        <w:t xml:space="preserve"> and it is the longest computational dependency chain in the process</w:t>
+      </w:r>
+      <w:r>
+        <w:t>, in our recursion function at each recursive step it divides the problem into two halves, meaning that the longest sequence of dependent will be one branch of the recursion tree if we follow it. This means that the span grows logarithmically with our input size</w:t>
+      </w:r>
+      <w:r>
+        <w:t>,</w:t>
+      </w:r>
+      <w:r>
+        <w:t xml:space="preserve"> making span time equal to </w:t>
       </w:r>
       <w:r>
         <w:t>T∞</w:t>
@@ -1127,7 +1818,7 @@
       <w:pPr>
         <w:pStyle w:val="Heading2"/>
       </w:pPr>
-      <w:bookmarkStart w:id="3" w:name="_Toc223185481"/>
+      <w:bookmarkStart w:id="3" w:name="_Toc226838481"/>
       <w:r>
         <w:t>Question (</w:t>
       </w:r>
@@ -1141,7 +1832,19 @@
     </w:p>
     <w:p>
       <w:r>
-        <w:t xml:space="preserve">The question asks how much work it would take if only one processor runs at a time sequentially meaning the total work or total number of operations that will be executed if algorithm runs sequentially, this means that each element in the array will be added exactly once during the process makes the time complexity or amount of work of </w:t>
+        <w:t>The question asks how much work it would take if only one processor runs at a time</w:t>
+      </w:r>
+      <w:r>
+        <w:t>,</w:t>
+      </w:r>
+      <w:r>
+        <w:t xml:space="preserve"> sequentially</w:t>
+      </w:r>
+      <w:r>
+        <w:t>,</w:t>
+      </w:r>
+      <w:r>
+        <w:t xml:space="preserve"> meaning the total work or total number of operations that will be executed if algorithm runs sequentially, this means that each element in the array will be added exactly once during the process makes the time complexity or amount of work of </w:t>
       </w:r>
       <w:r>
         <w:t>T1</w:t>
@@ -1164,31 +1867,64 @@
       <w:pPr>
         <w:pStyle w:val="Heading2"/>
       </w:pPr>
-      <w:bookmarkStart w:id="4" w:name="_Toc223185482"/>
+      <w:bookmarkStart w:id="4" w:name="_Toc226838482"/>
+      <w:r>
+        <w:t>Question (d):</w:t>
+      </w:r>
+      <w:bookmarkEnd w:id="4"/>
+    </w:p>
+    <w:p>
+      <w:r>
+        <w:t>Parallelism is used to measure the maximum possible speedup that can be achieved by our algorithm</w:t>
+      </w:r>
+      <w:r>
+        <w:t>. The</w:t>
+      </w:r>
+      <w:r>
+        <w:t xml:space="preserve"> parallelism is calculated by dividing T1 </w:t>
+      </w:r>
+      <w:r>
+        <w:t>by</w:t>
+      </w:r>
+      <w:r>
+        <w:t xml:space="preserve"> our </w:t>
+      </w:r>
+      <w:r>
+        <w:t>T∞</w:t>
+      </w:r>
+      <w:r>
+        <w:t xml:space="preserve"> </w:t>
+      </w:r>
+      <w:r>
+        <w:t xml:space="preserve">, </w:t>
+      </w:r>
+      <w:r>
+        <w:t xml:space="preserve">which in our example </w:t>
+      </w:r>
       <w:r>
         <w:lastRenderedPageBreak/>
-        <w:t>Question (d):</w:t>
-      </w:r>
-      <w:bookmarkEnd w:id="4"/>
-    </w:p>
-    <w:p>
-      <w:r>
-        <w:t xml:space="preserve">Parallelism is used to measure the maximum possible speedup that can be achieved by our algorithm, the parallelism is calculated by dividing T1 with our </w:t>
-      </w:r>
-      <w:r>
-        <w:t>T∞</w:t>
-      </w:r>
-      <w:r>
-        <w:t xml:space="preserve"> which in our example would look like this Parallelism = n / log n</w:t>
-      </w:r>
-      <w:r>
-        <w:t>, this shows that the algorithm provide</w:t>
+        <w:t>would look like this</w:t>
+      </w:r>
+      <w:r>
+        <w:t>:</w:t>
+      </w:r>
+      <w:r>
+        <w:t xml:space="preserve"> Parallelism = n / log n</w:t>
+      </w:r>
+      <w:r>
+        <w:t>. This</w:t>
+      </w:r>
+      <w:r>
+        <w:t xml:space="preserve"> shows that the algorithm provide</w:t>
       </w:r>
       <w:r>
         <w:t xml:space="preserve">d shows a </w:t>
       </w:r>
       <w:r>
-        <w:t xml:space="preserve"> significant scalable parallelism as our input size increases or </w:t>
+        <w:t xml:space="preserve">significant scalable parallelism as our input size increases or </w:t>
+      </w:r>
+      <w:r>
+        <w:t xml:space="preserve">the </w:t>
       </w:r>
       <w:r>
         <w:t>number of n</w:t>
@@ -1204,7 +1940,7 @@
       <w:pPr>
         <w:pStyle w:val="Heading2"/>
       </w:pPr>
-      <w:bookmarkStart w:id="5" w:name="_Toc223185483"/>
+      <w:bookmarkStart w:id="5" w:name="_Toc226838483"/>
       <w:r>
         <w:t>Question (e):</w:t>
       </w:r>
@@ -1215,7 +1951,49 @@
     </w:p>
     <w:p>
       <w:r>
-        <w:t>We will first understand what values that question asks about are the work corresponds to running algorithm sequentially since each element is added exactly once the total works is linear to the input size</w:t>
+        <w:t xml:space="preserve">We will first understand what values </w:t>
+      </w:r>
+      <w:r>
+        <w:t>the</w:t>
+      </w:r>
+      <w:r>
+        <w:t xml:space="preserve"> question asks about</w:t>
+      </w:r>
+      <w:r>
+        <w:t>,</w:t>
+      </w:r>
+      <w:r>
+        <w:t xml:space="preserve"> </w:t>
+      </w:r>
+      <w:r>
+        <w:t>whether</w:t>
+      </w:r>
+      <w:r>
+        <w:t xml:space="preserve"> the work corresponds to running </w:t>
+      </w:r>
+      <w:r>
+        <w:t xml:space="preserve">the </w:t>
+      </w:r>
+      <w:r>
+        <w:t>algorithm sequentially</w:t>
+      </w:r>
+      <w:r>
+        <w:t>,</w:t>
+      </w:r>
+      <w:r>
+        <w:t xml:space="preserve"> since each element is added exactly once</w:t>
+      </w:r>
+      <w:r>
+        <w:t>,</w:t>
+      </w:r>
+      <w:r>
+        <w:t xml:space="preserve"> the total </w:t>
+      </w:r>
+      <w:r>
+        <w:t>work</w:t>
+      </w:r>
+      <w:r>
+        <w:t xml:space="preserve"> is linear to the input size</w:t>
       </w:r>
       <w:r>
         <w:t xml:space="preserve">. The span corresponds to the depth at which our recursive tree goes. Because the problem size </w:t>
@@ -1227,7 +2005,13 @@
         <w:t xml:space="preserve"> at each recursion, meaning the path grows logarithmically.</w:t>
       </w:r>
       <w:r>
-        <w:t xml:space="preserve"> Parallelism theoretically is shown to support high number of </w:t>
+        <w:t xml:space="preserve"> Parallelism theoretically is shown to support </w:t>
+      </w:r>
+      <w:r>
+        <w:t xml:space="preserve">a </w:t>
+      </w:r>
+      <w:r>
+        <w:t xml:space="preserve">high number of </w:t>
       </w:r>
       <w:r>
         <w:t>processors,</w:t>
@@ -1245,7 +2029,13 @@
         <w:t xml:space="preserve"> that there is a large amount of burdened span created due to task creation overhead and synchronization cost. This limits our speedup despite our high theoretical parallelism.</w:t>
       </w:r>
       <w:r>
-        <w:t xml:space="preserve"> The burdened parallelism is expected to be considerably smaller than theoretical parallelism because runtime overhead increases the effectiveness of critical path.</w:t>
+        <w:t xml:space="preserve"> The burdened parallelism is expected to be considerably smaller than theoretical parallelism because runtime overhead increases the effectiveness of </w:t>
+      </w:r>
+      <w:r>
+        <w:t xml:space="preserve">the </w:t>
+      </w:r>
+      <w:r>
+        <w:t>critical path.</w:t>
       </w:r>
     </w:p>
     <w:p/>
@@ -1257,16 +2047,17 @@
         <w:t xml:space="preserve">OMP </w:t>
       </w:r>
       <w:r>
-        <w:t xml:space="preserve">in our code implementation we were able to achieve these results for each </w:t>
-      </w:r>
-      <w:proofErr w:type="gramStart"/>
+        <w:t>in our code implementation</w:t>
+      </w:r>
+      <w:r>
+        <w:t>,</w:t>
+      </w:r>
+      <w:r>
+        <w:t xml:space="preserve"> we were able to achieve these results for each </w:t>
+      </w:r>
       <w:r>
         <w:t>number</w:t>
       </w:r>
-      <w:r>
-        <w:t>s</w:t>
-      </w:r>
-      <w:proofErr w:type="gramEnd"/>
       <w:r>
         <w:t xml:space="preserve"> </w:t>
       </w:r>
@@ -1327,22 +2118,22 @@
     </w:p>
     <w:p>
       <w:r>
+        <w:t>Speedup: 1.31813</w:t>
+      </w:r>
+    </w:p>
+    <w:p>
+      <w:r>
+        <w:t>------------------------------------</w:t>
+      </w:r>
+    </w:p>
+    <w:p>
+      <w:r>
+        <w:t>Threads: 32</w:t>
+      </w:r>
+    </w:p>
+    <w:p>
+      <w:r>
         <w:lastRenderedPageBreak/>
-        <w:t>Speedup: 1.31813</w:t>
-      </w:r>
-    </w:p>
-    <w:p>
-      <w:r>
-        <w:t>------------------------------------</w:t>
-      </w:r>
-    </w:p>
-    <w:p>
-      <w:r>
-        <w:t>Threads: 32</w:t>
-      </w:r>
-    </w:p>
-    <w:p>
-      <w:r>
         <w:t>Parallel Time: 0.0006562</w:t>
       </w:r>
     </w:p>
@@ -1398,7 +2189,25 @@
     </w:p>
     <w:p>
       <w:r>
-        <w:t>The speed up values are low due to workload per task being relatively small compared to task management overhead reducing</w:t>
+        <w:t xml:space="preserve">The </w:t>
+      </w:r>
+      <w:r>
+        <w:t>speed-up</w:t>
+      </w:r>
+      <w:r>
+        <w:t xml:space="preserve"> values are low due to </w:t>
+      </w:r>
+      <w:r>
+        <w:t xml:space="preserve">the </w:t>
+      </w:r>
+      <w:r>
+        <w:t>workload per task being relatively small compared to task management overhead</w:t>
+      </w:r>
+      <w:r>
+        <w:t>,</w:t>
+      </w:r>
+      <w:r>
+        <w:t xml:space="preserve"> reducing</w:t>
       </w:r>
       <w:r>
         <w:t xml:space="preserve"> the</w:t>
@@ -1410,7 +2219,13 @@
     <w:p/>
     <w:p>
       <w:r>
-        <w:t>Here is a table that shows value for each metric:</w:t>
+        <w:t xml:space="preserve">Here is a table that shows </w:t>
+      </w:r>
+      <w:r>
+        <w:t xml:space="preserve">the </w:t>
+      </w:r>
+      <w:r>
+        <w:t>value for each metric:</w:t>
       </w:r>
     </w:p>
     <w:tbl>
@@ -1546,13 +2361,8 @@
             <w:tcW w:w="3117" w:type="dxa"/>
           </w:tcPr>
           <w:p>
-            <w:proofErr w:type="gramStart"/>
-            <w:r>
-              <w:t>O(</w:t>
-            </w:r>
-            <w:proofErr w:type="gramEnd"/>
-            <w:r>
-              <w:t>log n)</w:t>
+            <w:r>
+              <w:t>O(log n)</w:t>
             </w:r>
           </w:p>
         </w:tc>
@@ -1663,7 +2473,13 @@
           </w:tcPr>
           <w:p>
             <w:r>
-              <w:t>Limited by runtime cost</w:t>
+              <w:t xml:space="preserve">Limited by </w:t>
+            </w:r>
+            <w:r>
+              <w:t xml:space="preserve">the </w:t>
+            </w:r>
+            <w:r>
+              <w:t>runtime cost</w:t>
             </w:r>
           </w:p>
         </w:tc>
@@ -1683,7 +2499,7 @@
       <w:pPr>
         <w:pStyle w:val="Heading1"/>
       </w:pPr>
-      <w:bookmarkStart w:id="6" w:name="_Toc223185484"/>
+      <w:bookmarkStart w:id="6" w:name="_Toc226838484"/>
       <w:r>
         <w:t>Part 2:</w:t>
       </w:r>
@@ -1694,7 +2510,7 @@
       <w:pPr>
         <w:pStyle w:val="Heading2"/>
       </w:pPr>
-      <w:bookmarkStart w:id="7" w:name="_Toc223185485"/>
+      <w:bookmarkStart w:id="7" w:name="_Toc226838485"/>
       <w:r>
         <w:t>Question (a):</w:t>
       </w:r>
@@ -1707,7 +2523,13 @@
         </w:rPr>
       </w:pPr>
       <w:r>
-        <w:t>To get parallelism we need to identify Work,</w:t>
+        <w:t>To get parallelism</w:t>
+      </w:r>
+      <w:r>
+        <w:t>,</w:t>
+      </w:r>
+      <w:r>
+        <w:t xml:space="preserve"> we need to identify Work,</w:t>
       </w:r>
       <w:r>
         <w:t xml:space="preserve"> </w:t>
@@ -1716,7 +2538,19 @@
         <w:t>the</w:t>
       </w:r>
       <w:r>
-        <w:t xml:space="preserve"> total work here in this example means all iterations while executing then in a loop sequentially. Since each iteration performs constant work, the total work here is linearly with input </w:t>
+        <w:t xml:space="preserve"> total work here in this example means all iterations while executing </w:t>
+      </w:r>
+      <w:r>
+        <w:t>them</w:t>
+      </w:r>
+      <w:r>
+        <w:t xml:space="preserve"> in a loop sequentially. Since each iteration performs constant work, the total work here is </w:t>
+      </w:r>
+      <w:r>
+        <w:t>linear</w:t>
+      </w:r>
+      <w:r>
+        <w:t xml:space="preserve"> with input </w:t>
       </w:r>
       <w:r>
         <w:t xml:space="preserve">size. </w:t>
@@ -1746,10 +2580,40 @@
         <w:t>to</w:t>
       </w:r>
       <w:r>
-        <w:t xml:space="preserve"> compute the Parallelism of our algorithm, for the span it will be longest dependency path </w:t>
-      </w:r>
-      <w:r>
-        <w:t xml:space="preserve">so in this task our </w:t>
+        <w:t xml:space="preserve"> compute the Parallelism of our algorithm</w:t>
+      </w:r>
+      <w:r>
+        <w:t>. For</w:t>
+      </w:r>
+      <w:r>
+        <w:t xml:space="preserve"> the span</w:t>
+      </w:r>
+      <w:r>
+        <w:t>,</w:t>
+      </w:r>
+      <w:r>
+        <w:t xml:space="preserve"> it will be </w:t>
+      </w:r>
+      <w:r>
+        <w:t xml:space="preserve">the </w:t>
+      </w:r>
+      <w:r>
+        <w:t>longest dependency path</w:t>
+      </w:r>
+      <w:r>
+        <w:t>,</w:t>
+      </w:r>
+      <w:r>
+        <w:t xml:space="preserve"> </w:t>
+      </w:r>
+      <w:r>
+        <w:t>so in this task</w:t>
+      </w:r>
+      <w:r>
+        <w:t>,</w:t>
+      </w:r>
+      <w:r>
+        <w:t xml:space="preserve"> our </w:t>
       </w:r>
       <w:r>
         <w:t>T∞</w:t>
@@ -1803,26 +2667,25 @@
         <w:rPr>
           <w:rFonts w:ascii="Arial" w:hAnsi="Arial" w:cs="Arial"/>
         </w:rPr>
-        <w:t xml:space="preserve"> which is n / log n</w:t>
+        <w:t xml:space="preserve"> </w:t>
       </w:r>
       <w:r>
         <w:rPr>
           <w:rFonts w:ascii="Arial" w:hAnsi="Arial" w:cs="Arial"/>
         </w:rPr>
-        <w:t>,</w:t>
-      </w:r>
-    </w:p>
-    <w:p>
-      <w:pPr>
+        <w:t xml:space="preserve">, </w:t>
+      </w:r>
+      <w:r>
         <w:rPr>
           <w:rFonts w:ascii="Arial" w:hAnsi="Arial" w:cs="Arial"/>
         </w:rPr>
-      </w:pPr>
+        <w:t>which is n / log n</w:t>
+      </w:r>
       <w:r>
         <w:rPr>
           <w:rFonts w:ascii="Arial" w:hAnsi="Arial" w:cs="Arial"/>
         </w:rPr>
-        <w:t>Therefore, our program shows significant theoretical parallelism because total work grows faster than the critical path length.</w:t>
+        <w:t>.</w:t>
       </w:r>
     </w:p>
     <w:p>
@@ -1831,22 +2694,47 @@
           <w:rFonts w:ascii="Arial" w:hAnsi="Arial" w:cs="Arial"/>
         </w:rPr>
       </w:pPr>
-    </w:p>
-    <w:p>
-      <w:pPr>
-        <w:pStyle w:val="Heading2"/>
-      </w:pPr>
-      <w:bookmarkStart w:id="8" w:name="_Toc223185486"/>
-      <w:r>
-        <w:t>Question (b):</w:t>
-      </w:r>
-      <w:bookmarkEnd w:id="8"/>
-    </w:p>
-    <w:p>
-      <w:pPr>
+      <w:r>
         <w:rPr>
           <w:rFonts w:ascii="Arial" w:hAnsi="Arial" w:cs="Arial"/>
         </w:rPr>
+        <w:t xml:space="preserve">Therefore, our program shows significant theoretical parallelism because </w:t>
+      </w:r>
+      <w:r>
+        <w:rPr>
+          <w:rFonts w:ascii="Arial" w:hAnsi="Arial" w:cs="Arial"/>
+        </w:rPr>
+        <w:t xml:space="preserve">the </w:t>
+      </w:r>
+      <w:r>
+        <w:rPr>
+          <w:rFonts w:ascii="Arial" w:hAnsi="Arial" w:cs="Arial"/>
+        </w:rPr>
+        <w:t>total work grows faster than the critical path length.</w:t>
+      </w:r>
+    </w:p>
+    <w:p>
+      <w:pPr>
+        <w:rPr>
+          <w:rFonts w:ascii="Arial" w:hAnsi="Arial" w:cs="Arial"/>
+        </w:rPr>
+      </w:pPr>
+    </w:p>
+    <w:p>
+      <w:pPr>
+        <w:pStyle w:val="Heading2"/>
+      </w:pPr>
+      <w:bookmarkStart w:id="8" w:name="_Toc226838486"/>
+      <w:r>
+        <w:t>Question (b):</w:t>
+      </w:r>
+      <w:bookmarkEnd w:id="8"/>
+    </w:p>
+    <w:p>
+      <w:pPr>
+        <w:rPr>
+          <w:rFonts w:ascii="Arial" w:hAnsi="Arial" w:cs="Arial"/>
+        </w:rPr>
       </w:pPr>
     </w:p>
     <w:p>
@@ -1860,13 +2748,11 @@
         <w:t>includes</w:t>
       </w:r>
       <w:r>
-        <w:t xml:space="preserve"> the runtime overhead that we get from spawning and synchronizing of tasks</w:t>
-      </w:r>
-      <w:proofErr w:type="gramStart"/>
-      <w:r>
-        <w:t>, when</w:t>
-      </w:r>
-      <w:proofErr w:type="gramEnd"/>
+        <w:t xml:space="preserve"> the runtime overhead that we get from spawning and synchronizing tasks</w:t>
+      </w:r>
+      <w:r>
+        <w:t>. When</w:t>
+      </w:r>
       <w:r>
         <w:t xml:space="preserve"> many </w:t>
       </w:r>
@@ -1874,7 +2760,25 @@
         <w:t>fine-grained</w:t>
       </w:r>
       <w:r>
-        <w:t xml:space="preserve"> size tasks are created this creates a scheduling overhead which increases the effectiveness of critical path.</w:t>
+        <w:t xml:space="preserve"> size tasks are created</w:t>
+      </w:r>
+      <w:r>
+        <w:t>,</w:t>
+      </w:r>
+      <w:r>
+        <w:t xml:space="preserve"> this creates a scheduling overhead </w:t>
+      </w:r>
+      <w:r>
+        <w:t>that</w:t>
+      </w:r>
+      <w:r>
+        <w:t xml:space="preserve"> increases the effectiveness of </w:t>
+      </w:r>
+      <w:r>
+        <w:t xml:space="preserve">the </w:t>
+      </w:r>
+      <w:r>
+        <w:t>critical path.</w:t>
       </w:r>
     </w:p>
     <w:p>
@@ -1882,7 +2786,6 @@
         <w:rPr>
           <w:noProof/>
         </w:rPr>
-        <w:lastRenderedPageBreak/>
         <w:drawing>
           <wp:inline distT="0" distB="0" distL="0" distR="0" wp14:anchorId="09EE3ADE" wp14:editId="16BE98CA">
             <wp:extent cx="1379220" cy="2625220"/>
@@ -1922,10 +2825,23 @@
     </w:p>
     <w:p>
       <w:r>
-        <w:t>Even if tasks are done in parallel, the synchronization forces wait time.</w:t>
-      </w:r>
-      <w:r>
-        <w:t xml:space="preserve"> This increases the effectiveness of critical path length.</w:t>
+        <w:lastRenderedPageBreak/>
+        <w:t xml:space="preserve">Even if tasks are done in parallel, the synchronization forces </w:t>
+      </w:r>
+      <w:r>
+        <w:t xml:space="preserve">a </w:t>
+      </w:r>
+      <w:r>
+        <w:t>wait time.</w:t>
+      </w:r>
+      <w:r>
+        <w:t xml:space="preserve"> This increases the effectiveness of </w:t>
+      </w:r>
+      <w:r>
+        <w:t xml:space="preserve">the </w:t>
+      </w:r>
+      <w:r>
+        <w:t>critical path length.</w:t>
       </w:r>
     </w:p>
     <w:p/>
@@ -1933,7 +2849,7 @@
       <w:pPr>
         <w:pStyle w:val="Heading2"/>
       </w:pPr>
-      <w:bookmarkStart w:id="9" w:name="_Toc223185487"/>
+      <w:bookmarkStart w:id="9" w:name="_Toc226838487"/>
       <w:r>
         <w:t>Question (c):</w:t>
       </w:r>
@@ -1947,16 +2863,16 @@
         <w:t xml:space="preserve">The problem is too many small tasks are created, </w:t>
       </w:r>
       <w:r>
-        <w:t>in order</w:t>
-      </w:r>
-      <w:r>
-        <w:t xml:space="preserve"> to mitigate </w:t>
+        <w:t>to</w:t>
+      </w:r>
+      <w:r>
+        <w:t xml:space="preserve"> mitigate </w:t>
       </w:r>
       <w:r>
         <w:t>the performance bottleneck by increasing task granularity this will combine many small computations into larger tasks this will reduce scheduling overhead, avoiding unnecessary synchronization points, limit task spawning creating tasks for large subproblems only will reduce runtime overhead</w:t>
       </w:r>
       <w:r>
-        <w:t xml:space="preserve">, able Parallel loop instead of recursive ones this creates less scheduling overhead </w:t>
+        <w:t>, able Parallel loop instead of recursive ones this creates less scheduling overhead</w:t>
       </w:r>
       <w:r>
         <w:t xml:space="preserve">, these changes can reduce burdened span and improve </w:t>
@@ -1967,6 +2883,1377 @@
       <w:r>
         <w:t xml:space="preserve"> overall.</w:t>
       </w:r>
+    </w:p>
+    <w:p/>
+    <w:p>
+      <w:pPr>
+        <w:tabs>
+          <w:tab w:val="left" w:pos="3372"/>
+        </w:tabs>
+      </w:pPr>
+      <w:r>
+        <w:tab/>
+      </w:r>
+    </w:p>
+    <w:p>
+      <w:pPr>
+        <w:tabs>
+          <w:tab w:val="left" w:pos="3372"/>
+        </w:tabs>
+      </w:pPr>
+    </w:p>
+    <w:p>
+      <w:pPr>
+        <w:tabs>
+          <w:tab w:val="left" w:pos="3372"/>
+        </w:tabs>
+      </w:pPr>
+    </w:p>
+    <w:p>
+      <w:pPr>
+        <w:tabs>
+          <w:tab w:val="left" w:pos="3372"/>
+        </w:tabs>
+      </w:pPr>
+    </w:p>
+    <w:p>
+      <w:pPr>
+        <w:tabs>
+          <w:tab w:val="left" w:pos="3372"/>
+        </w:tabs>
+      </w:pPr>
+    </w:p>
+    <w:p>
+      <w:pPr>
+        <w:tabs>
+          <w:tab w:val="left" w:pos="3372"/>
+        </w:tabs>
+      </w:pPr>
+    </w:p>
+    <w:p>
+      <w:pPr>
+        <w:tabs>
+          <w:tab w:val="left" w:pos="3372"/>
+        </w:tabs>
+      </w:pPr>
+    </w:p>
+    <w:p>
+      <w:pPr>
+        <w:tabs>
+          <w:tab w:val="left" w:pos="3372"/>
+        </w:tabs>
+      </w:pPr>
+    </w:p>
+    <w:p>
+      <w:pPr>
+        <w:tabs>
+          <w:tab w:val="left" w:pos="3372"/>
+        </w:tabs>
+      </w:pPr>
+    </w:p>
+    <w:p>
+      <w:pPr>
+        <w:tabs>
+          <w:tab w:val="left" w:pos="3372"/>
+        </w:tabs>
+      </w:pPr>
+    </w:p>
+    <w:p>
+      <w:pPr>
+        <w:tabs>
+          <w:tab w:val="left" w:pos="3372"/>
+        </w:tabs>
+      </w:pPr>
+    </w:p>
+    <w:p>
+      <w:pPr>
+        <w:tabs>
+          <w:tab w:val="left" w:pos="3372"/>
+        </w:tabs>
+      </w:pPr>
+    </w:p>
+    <w:p>
+      <w:pPr>
+        <w:tabs>
+          <w:tab w:val="left" w:pos="3372"/>
+        </w:tabs>
+      </w:pPr>
+    </w:p>
+    <w:p>
+      <w:pPr>
+        <w:tabs>
+          <w:tab w:val="left" w:pos="3372"/>
+        </w:tabs>
+      </w:pPr>
+    </w:p>
+    <w:p>
+      <w:pPr>
+        <w:tabs>
+          <w:tab w:val="left" w:pos="3372"/>
+        </w:tabs>
+      </w:pPr>
+    </w:p>
+    <w:p>
+      <w:pPr>
+        <w:tabs>
+          <w:tab w:val="left" w:pos="3372"/>
+        </w:tabs>
+      </w:pPr>
+    </w:p>
+    <w:p>
+      <w:pPr>
+        <w:tabs>
+          <w:tab w:val="left" w:pos="3372"/>
+        </w:tabs>
+      </w:pPr>
+    </w:p>
+    <w:p>
+      <w:pPr>
+        <w:tabs>
+          <w:tab w:val="left" w:pos="3372"/>
+        </w:tabs>
+      </w:pPr>
+    </w:p>
+    <w:p>
+      <w:pPr>
+        <w:tabs>
+          <w:tab w:val="left" w:pos="3372"/>
+        </w:tabs>
+      </w:pPr>
+    </w:p>
+    <w:p>
+      <w:pPr>
+        <w:tabs>
+          <w:tab w:val="left" w:pos="3372"/>
+        </w:tabs>
+      </w:pPr>
+    </w:p>
+    <w:p>
+      <w:pPr>
+        <w:pStyle w:val="Heading1"/>
+      </w:pPr>
+      <w:bookmarkStart w:id="10" w:name="_Toc226838488"/>
+      <w:r>
+        <w:t>Question 3:</w:t>
+      </w:r>
+      <w:bookmarkEnd w:id="10"/>
+    </w:p>
+    <w:p/>
+    <w:p>
+      <w:pPr>
+        <w:pStyle w:val="Heading2"/>
+      </w:pPr>
+      <w:bookmarkStart w:id="11" w:name="_Toc226838489"/>
+      <w:r>
+        <w:t>Introduction:</w:t>
+      </w:r>
+      <w:bookmarkEnd w:id="11"/>
+    </w:p>
+    <w:p>
+      <w:r>
+        <w:t xml:space="preserve">Parallel computing has experienced a rapid growth in modern computing due to the increased demand for high-performance applications and data growth. Traditional CPU-based Systems </w:t>
+      </w:r>
+      <w:r>
+        <w:t>execute</w:t>
+      </w:r>
+      <w:r>
+        <w:t xml:space="preserve"> operations sequentially, which limits performance when it comes to dealing with </w:t>
+      </w:r>
+      <w:r>
+        <w:t>large-scale</w:t>
+      </w:r>
+      <w:r>
+        <w:t xml:space="preserve"> computational problems</w:t>
+      </w:r>
+      <w:r>
+        <w:t>. On</w:t>
+      </w:r>
+      <w:r>
+        <w:t xml:space="preserve"> the other hand, Graphics Processing </w:t>
+      </w:r>
+      <w:r>
+        <w:t>Units</w:t>
+      </w:r>
+      <w:r>
+        <w:t xml:space="preserve"> (</w:t>
+      </w:r>
+      <w:r>
+        <w:t>GPUs</w:t>
+      </w:r>
+      <w:r>
+        <w:t xml:space="preserve">) are designed to handle multiple operations at the same time, making </w:t>
+      </w:r>
+      <w:r>
+        <w:t>them</w:t>
+      </w:r>
+      <w:r>
+        <w:t xml:space="preserve"> very suitable for parallel </w:t>
+      </w:r>
+      <w:r>
+        <w:t>workloads</w:t>
+      </w:r>
+      <w:r>
+        <w:t>.</w:t>
+      </w:r>
+    </w:p>
+    <w:p>
+      <w:r>
+        <w:t>CUDA (Compute Unified Device Architecture)</w:t>
+      </w:r>
+      <w:r>
+        <w:t xml:space="preserve">, developed by NVIDIA, allows developers to use </w:t>
+      </w:r>
+      <w:r>
+        <w:t xml:space="preserve">the </w:t>
+      </w:r>
+      <w:r>
+        <w:t xml:space="preserve">parallel processing capabilities of GPUs </w:t>
+      </w:r>
+      <w:r>
+        <w:t>for</w:t>
+      </w:r>
+      <w:r>
+        <w:t xml:space="preserve"> general-purpose computing. </w:t>
+      </w:r>
+      <w:r>
+        <w:t>This</w:t>
+      </w:r>
+      <w:r>
+        <w:t xml:space="preserve"> significantly improves the efficiency of computational tasks in fields such as machine learning (ML) and artificial intelligence (AI).</w:t>
+      </w:r>
+    </w:p>
+    <w:p>
+      <w:r>
+        <w:t xml:space="preserve">One of the algorithms that benefits from parallelization is </w:t>
+      </w:r>
+      <w:r>
+        <w:t xml:space="preserve">the </w:t>
+      </w:r>
+      <w:r>
+        <w:t xml:space="preserve">K-Nearest Neighbors (KNN) algorithm. KNN is </w:t>
+      </w:r>
+      <w:r>
+        <w:t xml:space="preserve">a </w:t>
+      </w:r>
+      <w:r>
+        <w:t xml:space="preserve">simple but effective supervised learning method used for classification and pattern recognition. However, its computational cost will increase with larger </w:t>
+      </w:r>
+      <w:r>
+        <w:t>datasets,</w:t>
+      </w:r>
+      <w:r>
+        <w:t xml:space="preserve"> as it calculates the distances between the data points.</w:t>
+      </w:r>
+    </w:p>
+    <w:p>
+      <w:r>
+        <w:t xml:space="preserve">This report presents </w:t>
+      </w:r>
+      <w:r>
+        <w:t>the implementation of KNN algorithms</w:t>
+      </w:r>
+      <w:r>
+        <w:t xml:space="preserve"> using CUDA, focusing on GPU parallelism and how it can be used to improve performance </w:t>
+      </w:r>
+      <w:r>
+        <w:t>overall. A</w:t>
+      </w:r>
+      <w:r>
+        <w:t xml:space="preserve"> comparison between CPU and GPU implementations is also conducted to evaluate the efficiency gains achieved through parallelization.</w:t>
+      </w:r>
+    </w:p>
+    <w:p/>
+    <w:p/>
+    <w:p/>
+    <w:p/>
+    <w:p/>
+    <w:p/>
+    <w:p/>
+    <w:p/>
+    <w:p/>
+    <w:p/>
+    <w:p>
+      <w:pPr>
+        <w:pStyle w:val="Heading2"/>
+      </w:pPr>
+      <w:bookmarkStart w:id="12" w:name="_Toc226838490"/>
+      <w:r>
+        <w:t>Algorithm Overview (KNN):</w:t>
+      </w:r>
+      <w:bookmarkEnd w:id="12"/>
+    </w:p>
+    <w:p/>
+    <w:p>
+      <w:r>
+        <w:t xml:space="preserve">The </w:t>
+      </w:r>
+      <w:r>
+        <w:t xml:space="preserve">K-Nearest Neighbors (KNN) algorithm is a supervised machine learning technique mainly used for classification and regression tasks. It works based on the principle that data points </w:t>
+      </w:r>
+      <w:r>
+        <w:t>that</w:t>
+      </w:r>
+      <w:r>
+        <w:t xml:space="preserve"> are similar are likely to exist close to each </w:t>
+      </w:r>
+      <w:r>
+        <w:t>other’s</w:t>
+      </w:r>
+      <w:r>
+        <w:t xml:space="preserve"> feature space. Unlike the other machine learning algorithms. KNN </w:t>
+      </w:r>
+      <w:r>
+        <w:t>does</w:t>
+      </w:r>
+      <w:r>
+        <w:t xml:space="preserve"> not require a training phase, making it </w:t>
+      </w:r>
+      <w:r>
+        <w:t xml:space="preserve">a </w:t>
+      </w:r>
+      <w:r>
+        <w:t xml:space="preserve">simple and </w:t>
+      </w:r>
+      <w:r>
+        <w:t>easy-to-implement</w:t>
+      </w:r>
+      <w:r>
+        <w:t xml:space="preserve"> method.</w:t>
+      </w:r>
+    </w:p>
+    <w:p>
+      <w:r>
+        <w:t xml:space="preserve">In classification problems, KNN </w:t>
+      </w:r>
+      <w:r>
+        <w:t xml:space="preserve">determines the class based on a given point by seeing what the closest “k” data point from the training dataset is. The distance between data points is calculated using the Euclidean distance metric, which </w:t>
+      </w:r>
+      <w:r>
+        <w:t>measures</w:t>
+      </w:r>
+      <w:r>
+        <w:t xml:space="preserve"> a straight-line distance between two points in multidimensional space. Once these distances are computed, the algorithm selects k smallest values and the most frequent and assigns classes among neighbors to the test point.</w:t>
+      </w:r>
+    </w:p>
+    <w:p>
+      <w:r>
+        <w:t>Despite how simple KNNs are</w:t>
+      </w:r>
+      <w:r>
+        <w:t>,</w:t>
+      </w:r>
+      <w:r>
+        <w:t xml:space="preserve"> it has a computational or time complexity of O(n) for each query, where n is just the number of training samples. This </w:t>
+      </w:r>
+      <w:r>
+        <w:t>is due</w:t>
+      </w:r>
+      <w:r>
+        <w:t xml:space="preserve"> to the algorithm having to compute the distance between the test point and every training point. As the dataset grows larger, this </w:t>
+      </w:r>
+      <w:r>
+        <w:t xml:space="preserve">increases the computational cost significantly, which leads to the algorithm being inefficient when implemented sequentially using </w:t>
+      </w:r>
+      <w:r>
+        <w:t xml:space="preserve">a </w:t>
+      </w:r>
+      <w:r>
+        <w:t>CPU.</w:t>
+      </w:r>
+    </w:p>
+    <w:p>
+      <w:r>
+        <w:t xml:space="preserve">However, the structure of how KNN works makes it suitable for parallelization. Since each </w:t>
+      </w:r>
+      <w:r>
+        <w:t>distance</w:t>
+      </w:r>
+      <w:r>
+        <w:t xml:space="preserve"> calculated is independent, </w:t>
+      </w:r>
+      <w:r>
+        <w:t>these calculations</w:t>
+      </w:r>
+      <w:r>
+        <w:t xml:space="preserve"> can be distributed across multiple processing units, such as GPU threads, which will significantly improve the performance overall.</w:t>
+      </w:r>
+    </w:p>
+    <w:p/>
+    <w:p/>
+    <w:p/>
+    <w:p/>
+    <w:p/>
+    <w:p/>
+    <w:p/>
+    <w:p/>
+    <w:p/>
+    <w:p/>
+    <w:p/>
+    <w:p>
+      <w:pPr>
+        <w:pStyle w:val="Heading2"/>
+      </w:pPr>
+      <w:bookmarkStart w:id="13" w:name="_Toc226838491"/>
+      <w:r>
+        <w:t>CUDA &amp; Parallelization Strategy:</w:t>
+      </w:r>
+      <w:bookmarkEnd w:id="13"/>
+    </w:p>
+    <w:p/>
+    <w:p>
+      <w:r>
+        <w:t>CUDA (Compute Unified Device Architecture) is a parallel computing framework developed by NVIDIA</w:t>
+      </w:r>
+      <w:r>
+        <w:t>, which</w:t>
+      </w:r>
+      <w:r>
+        <w:t xml:space="preserve"> enables programmers to utilize the processing power of the GPUs. Unlike CPUs, which are optimized for sequential tasks or execution, GPUs consist of thousands of smaller cores capable of executing many threads at the same time. This makes CUDA effective for data parallel tasks.</w:t>
+      </w:r>
+    </w:p>
+    <w:p>
+      <w:r>
+        <w:t>In the CUDA program model, computations are organized into threads, which are grouped into blocks, and these blocks are split into grids. Each thread executes the same kernel function but works on different data elements. This structure allows large tasks to be divided into smaller tasks and can be processed concurrently</w:t>
+      </w:r>
+      <w:r>
+        <w:t>.</w:t>
+      </w:r>
+    </w:p>
+    <w:p>
+      <w:r>
+        <w:t xml:space="preserve">In this implementation of the KNN algorithm, parallelism is achieved by assigning each thread </w:t>
+      </w:r>
+      <w:r>
+        <w:t xml:space="preserve">to compute the distance between the test point and a single training data point. Since these calculations are independent and don’t </w:t>
+      </w:r>
+      <w:r>
+        <w:t>rely</w:t>
+      </w:r>
+      <w:r>
+        <w:t xml:space="preserve"> on </w:t>
+      </w:r>
+      <w:r>
+        <w:t>each other,</w:t>
+      </w:r>
+      <w:r>
+        <w:t xml:space="preserve"> they can be performed simultaneously without requiring synchronization between the threads. </w:t>
+      </w:r>
+      <w:r>
+        <w:t xml:space="preserve">This reduces the execution time significantly compared to </w:t>
+      </w:r>
+      <w:r>
+        <w:t>a sequential</w:t>
+      </w:r>
+      <w:r>
+        <w:t xml:space="preserve"> CPU implementation.</w:t>
+      </w:r>
+    </w:p>
+    <w:p>
+      <w:r>
+        <w:t xml:space="preserve">The kernel function is launched with a specific number of blocks and threads per </w:t>
+      </w:r>
+      <w:r>
+        <w:t>block;</w:t>
+      </w:r>
+      <w:r>
+        <w:t xml:space="preserve"> this makes sure that all training data points are covered. After </w:t>
+      </w:r>
+      <w:r>
+        <w:t xml:space="preserve">the </w:t>
+      </w:r>
+      <w:r>
+        <w:t xml:space="preserve">computation is done, the results are taken from the device memory to </w:t>
+      </w:r>
+      <w:r>
+        <w:t xml:space="preserve">the </w:t>
+      </w:r>
+      <w:r>
+        <w:t xml:space="preserve">host memory to be further processed. By using this parallel execution model, the GPU </w:t>
+      </w:r>
+      <w:r>
+        <w:t>can</w:t>
+      </w:r>
+      <w:r>
+        <w:t xml:space="preserve"> handle </w:t>
+      </w:r>
+      <w:r>
+        <w:t>multiple</w:t>
+      </w:r>
+      <w:r>
+        <w:t xml:space="preserve"> distance calculations in parallel, which improves performance overall.</w:t>
+      </w:r>
+    </w:p>
+    <w:p/>
+    <w:p/>
+    <w:p/>
+    <w:p/>
+    <w:p/>
+    <w:p/>
+    <w:p/>
+    <w:p/>
+    <w:p/>
+    <w:p/>
+    <w:p>
+      <w:pPr>
+        <w:pStyle w:val="Heading2"/>
+      </w:pPr>
+      <w:bookmarkStart w:id="14" w:name="_Toc226838492"/>
+      <w:r>
+        <w:t>Implementation Details:</w:t>
+      </w:r>
+      <w:bookmarkEnd w:id="14"/>
+    </w:p>
+    <w:p/>
+    <w:p>
+      <w:r>
+        <w:t>The implementation of the K-Nearest Neighbors algorithm in this project consists of both CPU and GPU versions to enable performance comparison</w:t>
+      </w:r>
+      <w:r>
+        <w:t xml:space="preserve">. The CPU implementation was developed using </w:t>
+      </w:r>
+      <w:r>
+        <w:t>Python</w:t>
+      </w:r>
+      <w:r>
+        <w:t xml:space="preserve">, where algorithms calculate distance sequentially between the test point and each training data point. This approach uses a loop to calculate Euclidean distances and then sorts </w:t>
+      </w:r>
+      <w:r>
+        <w:t xml:space="preserve">the </w:t>
+      </w:r>
+      <w:r>
+        <w:t>results to determine the nearest neighbors.</w:t>
+      </w:r>
+    </w:p>
+    <w:p>
+      <w:r>
+        <w:t xml:space="preserve">On the other hand, </w:t>
+      </w:r>
+      <w:r>
+        <w:t>the</w:t>
+      </w:r>
+      <w:r>
+        <w:t xml:space="preserve"> GPU implementation was developed using CUDA in C++. The dataset is first initialized on the host (CPU) and then transferred to the device (GPU) using CUDA memory management functions such as Cuda Malloc and </w:t>
+      </w:r>
+      <w:proofErr w:type="spellStart"/>
+      <w:r>
+        <w:t>cudaMemcpy</w:t>
+      </w:r>
+      <w:proofErr w:type="spellEnd"/>
+      <w:r>
+        <w:t xml:space="preserve">. A kernel function is then launched to perform </w:t>
+      </w:r>
+      <w:r>
+        <w:t>parallel</w:t>
+      </w:r>
+      <w:r>
+        <w:t xml:space="preserve"> computations of distances.</w:t>
+      </w:r>
+    </w:p>
+    <w:p>
+      <w:r>
+        <w:t xml:space="preserve">Within the kernel, each thread is responsible for calculating the distance between the test point and one training data point. This allows </w:t>
+      </w:r>
+      <w:r>
+        <w:t>multiple-distance</w:t>
+      </w:r>
+      <w:r>
+        <w:t xml:space="preserve"> calculations to be done simultaneously. The distance that is computed </w:t>
+      </w:r>
+      <w:r>
+        <w:t>is</w:t>
+      </w:r>
+      <w:r>
+        <w:t xml:space="preserve"> copied and </w:t>
+      </w:r>
+      <w:r>
+        <w:t>sent</w:t>
+      </w:r>
+      <w:r>
+        <w:t xml:space="preserve"> back to host memory for processing and analysis.</w:t>
+      </w:r>
+    </w:p>
+    <w:p>
+      <w:r>
+        <w:t xml:space="preserve">This implementation was done and executed using Google </w:t>
+      </w:r>
+      <w:proofErr w:type="spellStart"/>
+      <w:r>
+        <w:t>Colab</w:t>
+      </w:r>
+      <w:proofErr w:type="spellEnd"/>
+      <w:r>
+        <w:t xml:space="preserve">, which provided the GPU resource without using </w:t>
+      </w:r>
+      <w:r>
+        <w:t xml:space="preserve">a </w:t>
+      </w:r>
+      <w:r>
+        <w:t>local hardware setup. This environment simplified the development and testing of CUDA</w:t>
+      </w:r>
+      <w:r>
+        <w:t>.</w:t>
+      </w:r>
+    </w:p>
+    <w:p>
+      <w:r>
+        <w:t>Overall, the implementation of CPU and GPU allows for a clear comparison between sequential and parallel execution models.</w:t>
+      </w:r>
+    </w:p>
+    <w:p/>
+    <w:p/>
+    <w:p/>
+    <w:p/>
+    <w:p/>
+    <w:p/>
+    <w:p/>
+    <w:p/>
+    <w:p/>
+    <w:p/>
+    <w:p/>
+    <w:p>
+      <w:pPr>
+        <w:pStyle w:val="Heading2"/>
+      </w:pPr>
+      <w:bookmarkStart w:id="15" w:name="_Toc226838493"/>
+      <w:r>
+        <w:t>Performance Evaluation:</w:t>
+      </w:r>
+      <w:bookmarkEnd w:id="15"/>
+    </w:p>
+    <w:p/>
+    <w:p>
+      <w:r>
+        <w:t>To evaluate the performance of KNNs, both GPU and CPU were implemented using the same dataset, and the execution time was measured for each version to compare performance between sequential and parallel processes.</w:t>
+      </w:r>
+    </w:p>
+    <w:p>
+      <w:r>
+        <w:t xml:space="preserve">The CPU implementation calculated the distances sequentially, </w:t>
+      </w:r>
+      <w:r>
+        <w:t>increasing</w:t>
+      </w:r>
+      <w:r>
+        <w:t xml:space="preserve"> in execution time as the dataset size grew. Experimental </w:t>
+      </w:r>
+      <w:r>
+        <w:t>results</w:t>
+      </w:r>
+      <w:r>
+        <w:t xml:space="preserve"> </w:t>
+      </w:r>
+      <w:r>
+        <w:t>show</w:t>
+      </w:r>
+      <w:r>
+        <w:t xml:space="preserve"> that the CPU required an execution time </w:t>
+      </w:r>
+      <w:r>
+        <w:t xml:space="preserve">of </w:t>
+      </w:r>
+      <w:r>
+        <w:t xml:space="preserve">approximately 0.0628 seconds to complete the computation for the largest dataset tested. This is expected due to </w:t>
+      </w:r>
+      <w:r>
+        <w:t xml:space="preserve">the </w:t>
+      </w:r>
+      <w:r>
+        <w:t xml:space="preserve">linear complexity of the algorithm, where each additional data point </w:t>
+      </w:r>
+      <w:r>
+        <w:t>increases</w:t>
+      </w:r>
+      <w:r>
+        <w:t xml:space="preserve"> </w:t>
+      </w:r>
+      <w:r>
+        <w:t xml:space="preserve">the </w:t>
+      </w:r>
+      <w:r>
+        <w:t>total number of calculation operations.</w:t>
+      </w:r>
+    </w:p>
+    <w:p>
+      <w:r>
+        <w:t xml:space="preserve">On </w:t>
+      </w:r>
+      <w:r>
+        <w:t>the</w:t>
+      </w:r>
+      <w:r>
+        <w:t xml:space="preserve"> other hand, </w:t>
+      </w:r>
+      <w:r>
+        <w:t>the</w:t>
+      </w:r>
+      <w:r>
+        <w:t xml:space="preserve"> GPU implementation reduced the execution time </w:t>
+      </w:r>
+      <w:r>
+        <w:t xml:space="preserve">significantly by using parallel processing. CUDA-based implementation completed the same task in approximately 0.0002 seconds. This shows how well parallel programming and execution of multiple computations simultaneously using threads </w:t>
+      </w:r>
+      <w:r>
+        <w:t>have</w:t>
+      </w:r>
+      <w:r>
+        <w:t xml:space="preserve"> a big advantage</w:t>
+      </w:r>
+      <w:r>
+        <w:t xml:space="preserve"> over </w:t>
+      </w:r>
+      <w:r>
+        <w:t xml:space="preserve">a </w:t>
+      </w:r>
+      <w:r>
+        <w:t>CPU sequential implementation</w:t>
+      </w:r>
+      <w:r>
+        <w:t>.</w:t>
+      </w:r>
+    </w:p>
+    <w:p>
+      <w:r>
+        <w:t xml:space="preserve">The performance improvement can be calculated using speedup, as </w:t>
+      </w:r>
+      <w:r>
+        <w:t xml:space="preserve">a </w:t>
+      </w:r>
+      <w:r>
+        <w:t xml:space="preserve">ratio </w:t>
+      </w:r>
+      <w:r>
+        <w:t>of</w:t>
+      </w:r>
+      <w:r>
+        <w:t xml:space="preserve"> CPU execution time to GPU execution time. In our case, the speedup achieved was approximately 314x, indicating an improvement in efficiency.</w:t>
+      </w:r>
+    </w:p>
+    <w:p>
+      <w:r>
+        <w:t xml:space="preserve">These results show that GPU parallelism is highly effective for computationally intensive tasks like KNNs. As </w:t>
+      </w:r>
+      <w:r>
+        <w:t xml:space="preserve">the </w:t>
+      </w:r>
+      <w:r>
+        <w:t xml:space="preserve">dataset size increases, </w:t>
+      </w:r>
+      <w:r>
+        <w:t>the</w:t>
+      </w:r>
+      <w:r>
+        <w:t xml:space="preserve"> parallel execution time </w:t>
+      </w:r>
+      <w:r>
+        <w:t>becomes</w:t>
+      </w:r>
+      <w:r>
+        <w:t xml:space="preserve"> even more significant. This highlights the importance of using GPU-based solutions for large-scale machine learning problems.</w:t>
+      </w:r>
+    </w:p>
+    <w:p/>
+    <w:p>
+      <w:r>
+        <w:t>Performance Table:</w:t>
+      </w:r>
+    </w:p>
+    <w:tbl>
+      <w:tblPr>
+        <w:tblStyle w:val="TableGrid"/>
+        <w:tblW w:w="0" w:type="auto"/>
+        <w:tblLook w:val="04A0" w:firstRow="1" w:lastRow="0" w:firstColumn="1" w:lastColumn="0" w:noHBand="0" w:noVBand="1"/>
+      </w:tblPr>
+      <w:tblGrid>
+        <w:gridCol w:w="4675"/>
+        <w:gridCol w:w="4675"/>
+      </w:tblGrid>
+      <w:tr>
+        <w:tc>
+          <w:tcPr>
+            <w:tcW w:w="4675" w:type="dxa"/>
+          </w:tcPr>
+          <w:p>
+            <w:r>
+              <w:t>Method</w:t>
+            </w:r>
+          </w:p>
+        </w:tc>
+        <w:tc>
+          <w:tcPr>
+            <w:tcW w:w="4675" w:type="dxa"/>
+          </w:tcPr>
+          <w:p>
+            <w:r>
+              <w:t>Time (seconds)</w:t>
+            </w:r>
+          </w:p>
+        </w:tc>
+      </w:tr>
+      <w:tr>
+        <w:tc>
+          <w:tcPr>
+            <w:tcW w:w="4675" w:type="dxa"/>
+          </w:tcPr>
+          <w:p>
+            <w:r>
+              <w:t>GPU implementation</w:t>
+            </w:r>
+          </w:p>
+        </w:tc>
+        <w:tc>
+          <w:tcPr>
+            <w:tcW w:w="4675" w:type="dxa"/>
+          </w:tcPr>
+          <w:p>
+            <w:r>
+              <w:t>0.0628</w:t>
+            </w:r>
+          </w:p>
+        </w:tc>
+      </w:tr>
+      <w:tr>
+        <w:tc>
+          <w:tcPr>
+            <w:tcW w:w="4675" w:type="dxa"/>
+          </w:tcPr>
+          <w:p>
+            <w:r>
+              <w:t>CPU implementation</w:t>
+            </w:r>
+          </w:p>
+        </w:tc>
+        <w:tc>
+          <w:tcPr>
+            <w:tcW w:w="4675" w:type="dxa"/>
+          </w:tcPr>
+          <w:p>
+            <w:r>
+              <w:t>0.0002</w:t>
+            </w:r>
+          </w:p>
+        </w:tc>
+      </w:tr>
+    </w:tbl>
+    <w:p/>
+    <w:p>
+      <w:r>
+        <w:t>Speed up</w:t>
+      </w:r>
+    </w:p>
+    <w:tbl>
+      <w:tblPr>
+        <w:tblStyle w:val="TableGrid"/>
+        <w:tblW w:w="0" w:type="auto"/>
+        <w:tblLook w:val="04A0" w:firstRow="1" w:lastRow="0" w:firstColumn="1" w:lastColumn="0" w:noHBand="0" w:noVBand="1"/>
+      </w:tblPr>
+      <w:tblGrid>
+        <w:gridCol w:w="4675"/>
+        <w:gridCol w:w="4675"/>
+      </w:tblGrid>
+      <w:tr>
+        <w:tc>
+          <w:tcPr>
+            <w:tcW w:w="4675" w:type="dxa"/>
+          </w:tcPr>
+          <w:p>
+            <w:r>
+              <w:t>Metric</w:t>
+            </w:r>
+          </w:p>
+        </w:tc>
+        <w:tc>
+          <w:tcPr>
+            <w:tcW w:w="4675" w:type="dxa"/>
+          </w:tcPr>
+          <w:p>
+            <w:r>
+              <w:t>Value</w:t>
+            </w:r>
+          </w:p>
+        </w:tc>
+      </w:tr>
+      <w:tr>
+        <w:tc>
+          <w:tcPr>
+            <w:tcW w:w="4675" w:type="dxa"/>
+          </w:tcPr>
+          <w:p>
+            <w:r>
+              <w:t>Speedup</w:t>
+            </w:r>
+          </w:p>
+        </w:tc>
+        <w:tc>
+          <w:tcPr>
+            <w:tcW w:w="4675" w:type="dxa"/>
+          </w:tcPr>
+          <w:p>
+            <w:r>
+              <w:t>314x</w:t>
+            </w:r>
+          </w:p>
+        </w:tc>
+      </w:tr>
+    </w:tbl>
+    <w:p/>
+    <w:p/>
+    <w:p/>
+    <w:p>
+      <w:pPr>
+        <w:pStyle w:val="Heading2"/>
+      </w:pPr>
+      <w:bookmarkStart w:id="16" w:name="_Toc226838494"/>
+      <w:r>
+        <w:t xml:space="preserve">Comparison with </w:t>
+      </w:r>
+      <w:r>
+        <w:t>the research</w:t>
+      </w:r>
+      <w:r>
+        <w:t xml:space="preserve"> paper:</w:t>
+      </w:r>
+      <w:bookmarkEnd w:id="16"/>
+    </w:p>
+    <w:p/>
+    <w:p>
+      <w:r>
+        <w:t>Previous</w:t>
+      </w:r>
+      <w:r>
+        <w:t xml:space="preserve"> research papers had demonstrated that KNN </w:t>
+      </w:r>
+      <w:r>
+        <w:t>algorithms</w:t>
+      </w:r>
+      <w:r>
+        <w:t xml:space="preserve"> can benefit greatly from GPU acceleration. In the study “Fast k Nearest Neighbor Search using GPU”, the authors implemented a brute-force KNN algorithm using CUDA, </w:t>
+      </w:r>
+      <w:r>
+        <w:t>and</w:t>
+      </w:r>
+      <w:r>
+        <w:t xml:space="preserve"> they reported noticing a substantial performance improvement compared to </w:t>
+      </w:r>
+      <w:r>
+        <w:t xml:space="preserve">a </w:t>
+      </w:r>
+      <w:r>
+        <w:t xml:space="preserve">CPU implementation. Their results </w:t>
+      </w:r>
+      <w:r>
+        <w:t>show</w:t>
+      </w:r>
+      <w:r>
+        <w:t xml:space="preserve"> that GPU-based execution managed to achieve a speedup of 120x due to parallel computation of </w:t>
+      </w:r>
+      <w:r>
+        <w:t>distances</w:t>
+      </w:r>
+      <w:r>
+        <w:t>.</w:t>
+      </w:r>
+    </w:p>
+    <w:p>
+      <w:r>
+        <w:t>Similarly, another study titled “A Comparative Study of k Nearest Neighbor Computations on GPUs and CPUs”</w:t>
+      </w:r>
+      <w:r>
+        <w:t xml:space="preserve"> investigated the performance comparison between GPU-Based KNN implementation and CPU-based method as well. The author concluded that GPU implementations </w:t>
+      </w:r>
+      <w:r>
+        <w:t>significantly</w:t>
+      </w:r>
+      <w:r>
+        <w:t xml:space="preserve"> improved performance, particularly for large datasets, due to </w:t>
+      </w:r>
+      <w:r>
+        <w:t>their</w:t>
+      </w:r>
+      <w:r>
+        <w:t xml:space="preserve"> ability to execute many </w:t>
+      </w:r>
+      <w:r>
+        <w:t>computations</w:t>
+      </w:r>
+      <w:r>
+        <w:t xml:space="preserve"> simultaneously because of threads.</w:t>
+      </w:r>
+    </w:p>
+    <w:p>
+      <w:r>
+        <w:t xml:space="preserve">The results obtained from our project </w:t>
+      </w:r>
+      <w:r>
+        <w:t>are</w:t>
+      </w:r>
+      <w:r>
+        <w:t xml:space="preserve"> consistent with the </w:t>
+      </w:r>
+      <w:r>
+        <w:t>findings</w:t>
+      </w:r>
+      <w:r>
+        <w:t xml:space="preserve"> from these studies. The implementation CUDA-based KNN algorithm achieved a speedup of approximately 314x compared to </w:t>
+      </w:r>
+      <w:r>
+        <w:t xml:space="preserve">the </w:t>
+      </w:r>
+      <w:r>
+        <w:t>CPU version.</w:t>
+      </w:r>
+      <w:r>
+        <w:t xml:space="preserve"> This confirms that </w:t>
+      </w:r>
+      <w:r>
+        <w:t xml:space="preserve">the </w:t>
+      </w:r>
+      <w:r>
+        <w:t>brute force KNN method is highly suitable for parallelization</w:t>
+      </w:r>
+      <w:r>
+        <w:t>,</w:t>
+      </w:r>
+      <w:r>
+        <w:t xml:space="preserve"> and </w:t>
+      </w:r>
+      <w:r>
+        <w:t>there are plenty of benefits</w:t>
+      </w:r>
+      <w:r>
+        <w:t xml:space="preserve"> from </w:t>
+      </w:r>
+      <w:r>
+        <w:t xml:space="preserve">the </w:t>
+      </w:r>
+      <w:r>
+        <w:t>GPU architecture.</w:t>
+      </w:r>
+    </w:p>
+    <w:p>
+      <w:r>
+        <w:t>However, the difference in speedup values between our implementation and the research papers comes down to the difference in hardware, dataset size</w:t>
+      </w:r>
+      <w:r>
+        <w:t>,</w:t>
+      </w:r>
+      <w:r>
+        <w:t xml:space="preserve"> and implementation complexity. Additionally, research papers most of the </w:t>
+      </w:r>
+      <w:r>
+        <w:t>time</w:t>
+      </w:r>
+      <w:r>
+        <w:t xml:space="preserve"> include more optimized techniques, like advanced memory management and optimized sorting algorithms, which would influence the outcome of performance overall.</w:t>
+      </w:r>
+    </w:p>
+    <w:p/>
+    <w:p/>
+    <w:p/>
+    <w:p/>
+    <w:p/>
+    <w:p/>
+    <w:p/>
+    <w:p/>
+    <w:p/>
+    <w:p/>
+    <w:p>
+      <w:pPr>
+        <w:pStyle w:val="Heading2"/>
+      </w:pPr>
+      <w:bookmarkStart w:id="17" w:name="_Toc226838495"/>
+      <w:r>
+        <w:t>Applications:</w:t>
+      </w:r>
+      <w:bookmarkEnd w:id="17"/>
+    </w:p>
+    <w:p/>
+    <w:p>
+      <w:r>
+        <w:t>The K-Nearest Neighbors algorithm is an algorithm that is widely used in many real-world applications due to its simplicity and effectiveness. One of its primary uses is in classification tasks</w:t>
+      </w:r>
+      <w:r>
+        <w:t xml:space="preserve">, such as image recognition, where objects are identified based on their similarity. It is also applied in </w:t>
+      </w:r>
+      <w:r>
+        <w:t>recommendation</w:t>
+      </w:r>
+      <w:r>
+        <w:t xml:space="preserve"> systems, where user preferences are predicted based on similar user</w:t>
+      </w:r>
+      <w:r>
+        <w:t>s</w:t>
+      </w:r>
+      <w:r>
+        <w:t xml:space="preserve"> or items.</w:t>
+      </w:r>
+    </w:p>
+    <w:p>
+      <w:r>
+        <w:t xml:space="preserve">In addition, KNNs are </w:t>
+      </w:r>
+      <w:r>
+        <w:t>also used in medical diagnosis</w:t>
+      </w:r>
+      <w:r>
+        <w:t xml:space="preserve">, where </w:t>
+      </w:r>
+      <w:r>
+        <w:t>patients’</w:t>
+      </w:r>
+      <w:r>
+        <w:t xml:space="preserve"> data can be analyzed to classify diseases based on historical cases. Another application is pattern recognition</w:t>
+      </w:r>
+      <w:r>
+        <w:t>,</w:t>
+      </w:r>
+      <w:r>
+        <w:t xml:space="preserve"> like handwriting recognition or speech processing</w:t>
+      </w:r>
+      <w:r>
+        <w:t>,</w:t>
+      </w:r>
+      <w:r>
+        <w:t xml:space="preserve"> for example. </w:t>
+      </w:r>
+      <w:r>
+        <w:t>F</w:t>
+      </w:r>
+      <w:r>
+        <w:t>urthermore, KNN</w:t>
+      </w:r>
+      <w:r>
+        <w:t xml:space="preserve"> is utilized in data mining and anomaly detection to identify unusual patterns within datasets</w:t>
+      </w:r>
+      <w:r>
+        <w:t>.</w:t>
+      </w:r>
+    </w:p>
+    <w:p>
+      <w:r>
+        <w:t xml:space="preserve">With the use of GPU acceleration, these applications can see improvement in </w:t>
+      </w:r>
+      <w:r>
+        <w:t>performance,</w:t>
+      </w:r>
+      <w:r>
+        <w:t xml:space="preserve"> especially with large datasets. This makes KNN more practical for real-time systems and large-scale machine learning problems.</w:t>
+      </w:r>
+    </w:p>
+    <w:p/>
+    <w:p/>
+    <w:p/>
+    <w:p/>
+    <w:p/>
+    <w:p/>
+    <w:p/>
+    <w:p/>
+    <w:p/>
+    <w:p/>
+    <w:p/>
+    <w:p/>
+    <w:p/>
+    <w:p/>
+    <w:p/>
+    <w:p/>
+    <w:p>
+      <w:pPr>
+        <w:pStyle w:val="Heading2"/>
+      </w:pPr>
+      <w:bookmarkStart w:id="18" w:name="_Toc226838496"/>
+      <w:r>
+        <w:t>Conclusion:</w:t>
+      </w:r>
+      <w:bookmarkEnd w:id="18"/>
+    </w:p>
+    <w:p/>
+    <w:p>
+      <w:r>
+        <w:t xml:space="preserve">The report presents the implementation of KNN using both GPU and CPU approaches, with the focus on leveraging CUDA for parallel computation. The results demonstrated that the GPU implementation </w:t>
+      </w:r>
+      <w:r>
+        <w:t>outperforms</w:t>
+      </w:r>
+      <w:r>
+        <w:t xml:space="preserve"> the CPU version, by achieving substantial speedup due to its ability to complete multiple executions of operations at the same time</w:t>
+      </w:r>
+      <w:r>
+        <w:t>.</w:t>
+      </w:r>
+    </w:p>
+    <w:p>
+      <w:r>
+        <w:t>The finding highlights that KNN, despite its computational cost, is suitable for parallelization because the distance calculations are independent. By utilizing GPU architecture, the algorithm becomes more efficient and practical for large-scale datasets</w:t>
+      </w:r>
+      <w:r>
+        <w:t>.</w:t>
+      </w:r>
+    </w:p>
+    <w:p>
+      <w:r>
+        <w:t xml:space="preserve">Furthermore, the comparison with the already existing research papers confirms that the </w:t>
+      </w:r>
+      <w:r>
+        <w:t>results obtained</w:t>
+      </w:r>
+      <w:r>
+        <w:t xml:space="preserve"> are consistent with </w:t>
+      </w:r>
+      <w:r>
+        <w:t>previous</w:t>
+      </w:r>
+      <w:r>
+        <w:t xml:space="preserve"> </w:t>
+      </w:r>
+      <w:r>
+        <w:t>reports’</w:t>
+      </w:r>
+      <w:r>
+        <w:t xml:space="preserve"> performances, reinforcing the effectiveness of GPU-based </w:t>
+      </w:r>
+      <w:r>
+        <w:t>solutions</w:t>
+      </w:r>
+      <w:r>
+        <w:t>.</w:t>
+      </w:r>
+    </w:p>
+    <w:p>
+      <w:r>
+        <w:t xml:space="preserve">Overall, this </w:t>
+      </w:r>
+      <w:r>
+        <w:t>work</w:t>
+      </w:r>
+      <w:r>
+        <w:t xml:space="preserve"> demonstrated the importance of parallel computing when it comes to modern machine learning algorithms/applications and shows how CUDA can be </w:t>
+      </w:r>
+      <w:r>
+        <w:t>effectively</w:t>
+      </w:r>
+      <w:r>
+        <w:t xml:space="preserve"> used to optimize </w:t>
+      </w:r>
+      <w:r>
+        <w:t>computationally</w:t>
+      </w:r>
+      <w:r>
+        <w:t xml:space="preserve"> intensive algorithms.</w:t>
+      </w:r>
+    </w:p>
+    <w:p/>
+    <w:p/>
+    <w:p/>
+    <w:p/>
+    <w:p/>
+    <w:p/>
+    <w:p/>
+    <w:p/>
+    <w:p/>
+    <w:p/>
+    <w:p/>
+    <w:p/>
+    <w:p/>
+    <w:p/>
+    <w:p/>
+    <w:p>
+      <w:pPr>
+        <w:pStyle w:val="Heading2"/>
+      </w:pPr>
+      <w:bookmarkStart w:id="19" w:name="_Toc226838497"/>
+      <w:r>
+        <w:t>References:</w:t>
+      </w:r>
+      <w:bookmarkEnd w:id="19"/>
+    </w:p>
+    <w:p/>
+    <w:p>
+      <w:pPr>
+        <w:pStyle w:val="ListParagraph"/>
+        <w:numPr>
+          <w:ilvl w:val="0"/>
+          <w:numId w:val="2"/>
+        </w:numPr>
+      </w:pPr>
+      <w:r>
+        <w:t xml:space="preserve">Garcia, V., Debreuve, E., &amp; </w:t>
+      </w:r>
+      <w:proofErr w:type="spellStart"/>
+      <w:r>
+        <w:t>Barlaud</w:t>
+      </w:r>
+      <w:proofErr w:type="spellEnd"/>
+      <w:r>
+        <w:t xml:space="preserve">, M. (2008). </w:t>
+      </w:r>
+      <w:r>
+        <w:rPr>
+          <w:i/>
+          <w:iCs/>
+        </w:rPr>
+        <w:t>Fast k-nearest neighbor search using GPU</w:t>
+      </w:r>
+      <w:r>
+        <w:t xml:space="preserve">. </w:t>
+      </w:r>
+      <w:proofErr w:type="spellStart"/>
+      <w:r>
+        <w:t>arXiv</w:t>
+      </w:r>
+      <w:proofErr w:type="spellEnd"/>
+      <w:r>
+        <w:t xml:space="preserve">. </w:t>
+      </w:r>
+      <w:hyperlink r:id="rId8" w:history="1">
+        <w:r>
+          <w:rPr>
+            <w:rStyle w:val="Hyperlink"/>
+          </w:rPr>
+          <w:t>https://arxiv.org/pdf/0804.1448</w:t>
+        </w:r>
+      </w:hyperlink>
+    </w:p>
+    <w:p>
+      <w:pPr>
+        <w:pStyle w:val="ListParagraph"/>
+      </w:pPr>
+    </w:p>
+    <w:p>
+      <w:pPr>
+        <w:pStyle w:val="ListParagraph"/>
+        <w:numPr>
+          <w:ilvl w:val="0"/>
+          <w:numId w:val="2"/>
+        </w:numPr>
+      </w:pPr>
+      <w:r>
+        <w:t xml:space="preserve">Sundström, J., &amp; Forsberg, T.-H. (2017). </w:t>
+      </w:r>
+      <w:r>
+        <w:rPr>
+          <w:i/>
+          <w:iCs/>
+        </w:rPr>
+        <w:t>A comparative study of k-nearest neighbor computations on GPUs and CPUs</w:t>
+      </w:r>
+      <w:r>
+        <w:t>. KTH Royal Institute of Technology.</w:t>
+      </w:r>
+      <w:r>
+        <w:t xml:space="preserve"> </w:t>
+      </w:r>
+      <w:hyperlink r:id="rId9" w:history="1">
+        <w:r>
+          <w:rPr>
+            <w:rStyle w:val="Hyperlink"/>
+          </w:rPr>
+          <w:t>https://www.diva-portal.org/smash/get/diva2:1105853/FULLTEXT01.pdf</w:t>
+        </w:r>
+      </w:hyperlink>
+    </w:p>
+    <w:p>
+      <w:pPr>
+        <w:pStyle w:val="ListParagraph"/>
+      </w:pPr>
     </w:p>
     <w:sectPr>
       <w:pgSz w:w="12240" w:h="15840"/>
@@ -1981,6 +4268,95 @@
 <file path=word/numbering.xml><?xml version="1.0" encoding="utf-8"?>
 <w:numbering xmlns:wpc="http://schemas.microsoft.com/office/word/2010/wordprocessingCanvas" xmlns:cx="http://schemas.microsoft.com/office/drawing/2014/chartex" xmlns:cx1="http://schemas.microsoft.com/office/drawing/2015/9/8/chartex" xmlns:cx2="http://schemas.microsoft.com/office/drawing/2015/10/21/chartex" xmlns:cx3="http://schemas.microsoft.com/office/drawing/2016/5/9/chartex" xmlns:cx4="http://schemas.microsoft.com/office/drawing/2016/5/10/chartex" xmlns:cx5="http://schemas.microsoft.com/office/drawing/2016/5/11/chartex" xmlns:cx6="http://schemas.microsoft.com/office/drawing/2016/5/12/chartex" xmlns:cx7="http://schemas.microsoft.com/office/drawing/2016/5/13/chartex" xmlns:cx8="http://schemas.microsoft.com/office/drawing/2016/5/14/chartex" xmlns:mc="http://schemas.openxmlformats.org/markup-compatibility/2006" xmlns:aink="http://schemas.microsoft.com/office/drawing/2016/ink" xmlns:am3d="http://schemas.microsoft.com/office/drawing/2017/model3d" xmlns:o="urn:schemas-microsoft-com:office:office" xmlns:oel="http://schemas.microsoft.com/office/2019/extlst" xmlns:r="http://schemas.openxmlformats.org/officeDocument/2006/relationships" xmlns:m="http://schemas.openxmlformats.org/officeDocument/2006/math" xmlns:v="urn:schemas-microsoft-com:vml" xmlns:wp14="http://schemas.microsoft.com/office/word/2010/wordprocessingDrawing" xmlns:wp="http://schemas.openxmlformats.org/drawingml/2006/wordprocessingDrawing" xmlns:w10="urn:schemas-microsoft-com:office:word" xmlns:w="http://schemas.openxmlformats.org/wordprocessingml/2006/main" xmlns:w14="http://schemas.microsoft.com/office/word/2010/wordml" xmlns:w15="http://schemas.microsoft.com/office/word/2012/wordml" xmlns:w16cex="http://schemas.microsoft.com/office/word/2018/wordml/cex" xmlns:w16cid="http://schemas.microsoft.com/office/word/2016/wordml/cid" xmlns:w16="http://schemas.microsoft.com/office/word/2018/wordml" xmlns:w16du="http://schemas.microsoft.com/office/word/2023/wordml/word16du" xmlns:w16sdtdh="http://schemas.microsoft.com/office/word/2020/wordml/sdtdatahash" xmlns:w16sdtfl="http://schemas.microsoft.com/office/word/2024/wordml/sdtformatlock" xmlns:w16se="http://schemas.microsoft.com/office/word/2015/wordml/symex" xmlns:wpg="http://schemas.microsoft.com/office/word/2010/wordprocessingGroup" xmlns:wpi="http://schemas.microsoft.com/office/word/2010/wordprocessingInk" xmlns:wne="http://schemas.microsoft.com/office/word/2006/wordml" xmlns:wps="http://schemas.microsoft.com/office/word/2010/wordprocessingShape" mc:Ignorable="w14 w15 w16se w16cid w16 w16cex w16sdtdh w16sdtfl w16du wp14">
   <w:abstractNum w:abstractNumId="0" w15:restartNumberingAfterBreak="0">
+    <w:nsid w:val="135304C1"/>
+    <w:multiLevelType w:val="hybridMultilevel"/>
+    <w:tmpl w:val="DF58E686"/>
+    <w:lvl w:ilvl="0" w:tplc="4A3EA984">
+      <w:start w:val="1"/>
+      <w:numFmt w:val="decimal"/>
+      <w:lvlText w:val="%1-"/>
+      <w:lvlJc w:val="left"/>
+      <w:pPr>
+        <w:ind w:left="720" w:hanging="360"/>
+      </w:pPr>
+      <w:rPr>
+        <w:rFonts w:hint="default"/>
+      </w:rPr>
+    </w:lvl>
+    <w:lvl w:ilvl="1" w:tplc="04090019" w:tentative="1">
+      <w:start w:val="1"/>
+      <w:numFmt w:val="lowerLetter"/>
+      <w:lvlText w:val="%2."/>
+      <w:lvlJc w:val="left"/>
+      <w:pPr>
+        <w:ind w:left="1440" w:hanging="360"/>
+      </w:pPr>
+    </w:lvl>
+    <w:lvl w:ilvl="2" w:tplc="0409001B" w:tentative="1">
+      <w:start w:val="1"/>
+      <w:numFmt w:val="lowerRoman"/>
+      <w:lvlText w:val="%3."/>
+      <w:lvlJc w:val="right"/>
+      <w:pPr>
+        <w:ind w:left="2160" w:hanging="180"/>
+      </w:pPr>
+    </w:lvl>
+    <w:lvl w:ilvl="3" w:tplc="0409000F" w:tentative="1">
+      <w:start w:val="1"/>
+      <w:numFmt w:val="decimal"/>
+      <w:lvlText w:val="%4."/>
+      <w:lvlJc w:val="left"/>
+      <w:pPr>
+        <w:ind w:left="2880" w:hanging="360"/>
+      </w:pPr>
+    </w:lvl>
+    <w:lvl w:ilvl="4" w:tplc="04090019" w:tentative="1">
+      <w:start w:val="1"/>
+      <w:numFmt w:val="lowerLetter"/>
+      <w:lvlText w:val="%5."/>
+      <w:lvlJc w:val="left"/>
+      <w:pPr>
+        <w:ind w:left="3600" w:hanging="360"/>
+      </w:pPr>
+    </w:lvl>
+    <w:lvl w:ilvl="5" w:tplc="0409001B" w:tentative="1">
+      <w:start w:val="1"/>
+      <w:numFmt w:val="lowerRoman"/>
+      <w:lvlText w:val="%6."/>
+      <w:lvlJc w:val="right"/>
+      <w:pPr>
+        <w:ind w:left="4320" w:hanging="180"/>
+      </w:pPr>
+    </w:lvl>
+    <w:lvl w:ilvl="6" w:tplc="0409000F" w:tentative="1">
+      <w:start w:val="1"/>
+      <w:numFmt w:val="decimal"/>
+      <w:lvlText w:val="%7."/>
+      <w:lvlJc w:val="left"/>
+      <w:pPr>
+        <w:ind w:left="5040" w:hanging="360"/>
+      </w:pPr>
+    </w:lvl>
+    <w:lvl w:ilvl="7" w:tplc="04090019" w:tentative="1">
+      <w:start w:val="1"/>
+      <w:numFmt w:val="lowerLetter"/>
+      <w:lvlText w:val="%8."/>
+      <w:lvlJc w:val="left"/>
+      <w:pPr>
+        <w:ind w:left="5760" w:hanging="360"/>
+      </w:pPr>
+    </w:lvl>
+    <w:lvl w:ilvl="8" w:tplc="0409001B" w:tentative="1">
+      <w:start w:val="1"/>
+      <w:numFmt w:val="lowerRoman"/>
+      <w:lvlText w:val="%9."/>
+      <w:lvlJc w:val="right"/>
+      <w:pPr>
+        <w:ind w:left="6480" w:hanging="180"/>
+      </w:pPr>
+    </w:lvl>
+  </w:abstractNum>
+  <w:abstractNum w:abstractNumId="1" w15:restartNumberingAfterBreak="0">
     <w:nsid w:val="48D96271"/>
     <w:multiLevelType w:val="hybridMultilevel"/>
     <w:tmpl w:val="DABC106A"/>
@@ -2093,6 +4469,9 @@
     </w:lvl>
   </w:abstractNum>
   <w:num w:numId="1" w16cid:durableId="2050033696">
+    <w:abstractNumId w:val="1"/>
+  </w:num>
+  <w:num w:numId="2" w16cid:durableId="1330477174">
     <w:abstractNumId w:val="0"/>
   </w:num>
 </w:numbering>
@@ -2700,7 +5079,6 @@
   <w:style w:type="character" w:default="1" w:styleId="DefaultParagraphFont">
     <w:name w:val="Default Paragraph Font"/>
     <w:uiPriority w:val="1"/>
-    <w:semiHidden/>
     <w:unhideWhenUsed/>
   </w:style>
   <w:style w:type="table" w:default="1" w:styleId="TableNormal">
@@ -3094,7 +5472,7 @@
     <w:uiPriority w:val="99"/>
     <w:semiHidden/>
     <w:unhideWhenUsed/>
-    <w:rsid w:val="00A6146B"/>
+    <w:rsid w:val="00A930E8"/>
     <w:rPr>
       <w:color w:val="605E5C"/>
       <w:shd w:val="clear" w:color="auto" w:fill="E1DFDD"/>

--- a/Documentation.docx
+++ b/Documentation.docx
@@ -97,21 +97,12 @@
           <w:szCs w:val="28"/>
         </w:rPr>
       </w:pPr>
-      <w:proofErr w:type="spellStart"/>
       <w:r>
         <w:rPr>
           <w:sz w:val="28"/>
           <w:szCs w:val="28"/>
         </w:rPr>
-        <w:t>Github</w:t>
-      </w:r>
-      <w:proofErr w:type="spellEnd"/>
-      <w:r>
-        <w:rPr>
-          <w:sz w:val="28"/>
-          <w:szCs w:val="28"/>
-        </w:rPr>
-        <w:t xml:space="preserve"> link of code: </w:t>
+        <w:t xml:space="preserve">Github link of code: </w:t>
       </w:r>
       <w:hyperlink r:id="rId6" w:history="1">
         <w:r>
@@ -3432,15 +3423,7 @@
         <w:t>the</w:t>
       </w:r>
       <w:r>
-        <w:t xml:space="preserve"> GPU implementation was developed using CUDA in C++. The dataset is first initialized on the host (CPU) and then transferred to the device (GPU) using CUDA memory management functions such as Cuda Malloc and </w:t>
-      </w:r>
-      <w:proofErr w:type="spellStart"/>
-      <w:r>
-        <w:t>cudaMemcpy</w:t>
-      </w:r>
-      <w:proofErr w:type="spellEnd"/>
-      <w:r>
-        <w:t xml:space="preserve">. A kernel function is then launched to perform </w:t>
+        <w:t xml:space="preserve"> GPU implementation was developed using CUDA in C++. The dataset is first initialized on the host (CPU) and then transferred to the device (GPU) using CUDA memory management functions such as Cuda Malloc and cudaMemcpy. A kernel function is then launched to perform </w:t>
       </w:r>
       <w:r>
         <w:t>parallel</w:t>
@@ -3474,15 +3457,7 @@
     </w:p>
     <w:p>
       <w:r>
-        <w:t xml:space="preserve">This implementation was done and executed using Google </w:t>
-      </w:r>
-      <w:proofErr w:type="spellStart"/>
-      <w:r>
-        <w:t>Colab</w:t>
-      </w:r>
-      <w:proofErr w:type="spellEnd"/>
-      <w:r>
-        <w:t xml:space="preserve">, which provided the GPU resource without using </w:t>
+        <w:t xml:space="preserve">This implementation was done and executed using Google Colab, which provided the GPU resource without using </w:t>
       </w:r>
       <w:r>
         <w:t xml:space="preserve">a </w:t>
@@ -3590,7 +3565,13 @@
         <w:t xml:space="preserve"> GPU implementation reduced the execution time </w:t>
       </w:r>
       <w:r>
-        <w:t xml:space="preserve">significantly by using parallel processing. CUDA-based implementation completed the same task in approximately 0.0002 seconds. This shows how well parallel programming and execution of multiple computations simultaneously using threads </w:t>
+        <w:t>significantly by using parallel processing. CUDA-based implementation completed the same task in approximately 0.000</w:t>
+      </w:r>
+      <w:r>
+        <w:t>1</w:t>
+      </w:r>
+      <w:r>
+        <w:t xml:space="preserve"> seconds. This shows how well parallel programming and execution of multiple computations simultaneously using threads </w:t>
       </w:r>
       <w:r>
         <w:t>have</w:t>
@@ -3706,7 +3687,10 @@
           </w:tcPr>
           <w:p>
             <w:r>
-              <w:t>0.0628</w:t>
+              <w:t>0.0</w:t>
+            </w:r>
+            <w:r>
+              <w:t>001</w:t>
             </w:r>
           </w:p>
         </w:tc>
@@ -3728,7 +3712,10 @@
           </w:tcPr>
           <w:p>
             <w:r>
-              <w:t>0.0002</w:t>
+              <w:t>0.0</w:t>
+            </w:r>
+            <w:r>
+              <w:t>628</w:t>
             </w:r>
           </w:p>
         </w:tc>
@@ -4175,15 +4162,7 @@
         </w:numPr>
       </w:pPr>
       <w:r>
-        <w:t xml:space="preserve">Garcia, V., Debreuve, E., &amp; </w:t>
-      </w:r>
-      <w:proofErr w:type="spellStart"/>
-      <w:r>
-        <w:t>Barlaud</w:t>
-      </w:r>
-      <w:proofErr w:type="spellEnd"/>
-      <w:r>
-        <w:t xml:space="preserve">, M. (2008). </w:t>
+        <w:t xml:space="preserve">Garcia, V., Debreuve, E., &amp; Barlaud, M. (2008). </w:t>
       </w:r>
       <w:r>
         <w:rPr>
@@ -4193,15 +4172,7 @@
         <w:t>Fast k-nearest neighbor search using GPU</w:t>
       </w:r>
       <w:r>
-        <w:t xml:space="preserve">. </w:t>
-      </w:r>
-      <w:proofErr w:type="spellStart"/>
-      <w:r>
-        <w:t>arXiv</w:t>
-      </w:r>
-      <w:proofErr w:type="spellEnd"/>
-      <w:r>
-        <w:t xml:space="preserve">. </w:t>
+        <w:t xml:space="preserve">. arXiv. </w:t>
       </w:r>
       <w:hyperlink r:id="rId8" w:history="1">
         <w:r>
@@ -5079,6 +5050,7 @@
   <w:style w:type="character" w:default="1" w:styleId="DefaultParagraphFont">
     <w:name w:val="Default Paragraph Font"/>
     <w:uiPriority w:val="1"/>
+    <w:semiHidden/>
     <w:unhideWhenUsed/>
   </w:style>
   <w:style w:type="table" w:default="1" w:styleId="TableNormal">

--- a/Documentation.docx
+++ b/Documentation.docx
@@ -97,12 +97,21 @@
           <w:szCs w:val="28"/>
         </w:rPr>
       </w:pPr>
+      <w:proofErr w:type="spellStart"/>
       <w:r>
         <w:rPr>
           <w:sz w:val="28"/>
           <w:szCs w:val="28"/>
         </w:rPr>
-        <w:t xml:space="preserve">Github link of code: </w:t>
+        <w:t>Github</w:t>
+      </w:r>
+      <w:proofErr w:type="spellEnd"/>
+      <w:r>
+        <w:rPr>
+          <w:sz w:val="28"/>
+          <w:szCs w:val="28"/>
+        </w:rPr>
+        <w:t xml:space="preserve"> link of code: </w:t>
       </w:r>
       <w:hyperlink r:id="rId6" w:history="1">
         <w:r>
@@ -1664,11 +1673,6 @@
         <w:jc w:val="center"/>
       </w:pPr>
     </w:p>
-    <w:p>
-      <w:pPr>
-        <w:jc w:val="center"/>
-      </w:pPr>
-    </w:p>
     <w:p/>
     <w:p>
       <w:pPr>
@@ -1676,6 +1680,7 @@
       </w:pPr>
       <w:bookmarkStart w:id="0" w:name="_Toc226838478"/>
       <w:r>
+        <w:lastRenderedPageBreak/>
         <w:t>Part 1:</w:t>
       </w:r>
       <w:bookmarkEnd w:id="0"/>
@@ -1869,10 +1874,18 @@
         <w:t>Parallelism is used to measure the maximum possible speedup that can be achieved by our algorithm</w:t>
       </w:r>
       <w:r>
-        <w:t>. The</w:t>
-      </w:r>
-      <w:r>
-        <w:t xml:space="preserve"> parallelism is calculated by dividing T1 </w:t>
+        <w:t xml:space="preserve">. </w:t>
+      </w:r>
+      <w:proofErr w:type="gramStart"/>
+      <w:r>
+        <w:t>The</w:t>
+      </w:r>
+      <w:r>
+        <w:t xml:space="preserve"> parallelism</w:t>
+      </w:r>
+      <w:proofErr w:type="gramEnd"/>
+      <w:r>
+        <w:t xml:space="preserve"> is calculated by dividing T1 </w:t>
       </w:r>
       <w:r>
         <w:t>by</w:t>
@@ -1881,58 +1894,63 @@
         <w:t xml:space="preserve"> our </w:t>
       </w:r>
       <w:r>
-        <w:t>T∞</w:t>
+        <w:t>T</w:t>
+      </w:r>
+      <w:proofErr w:type="gramStart"/>
+      <w:r>
+        <w:t>∞</w:t>
       </w:r>
       <w:r>
         <w:t xml:space="preserve"> </w:t>
       </w:r>
       <w:r>
-        <w:t xml:space="preserve">, </w:t>
-      </w:r>
-      <w:r>
-        <w:t xml:space="preserve">which in our example </w:t>
-      </w:r>
+        <w:t>,</w:t>
+      </w:r>
+      <w:proofErr w:type="gramEnd"/>
+      <w:r>
+        <w:t xml:space="preserve"> </w:t>
+      </w:r>
+      <w:r>
+        <w:t>which in our example would look like this</w:t>
+      </w:r>
+      <w:r>
+        <w:t>:</w:t>
+      </w:r>
+      <w:r>
+        <w:t xml:space="preserve"> Parallelism = n / log n</w:t>
+      </w:r>
+      <w:r>
+        <w:t>. This</w:t>
+      </w:r>
+      <w:r>
+        <w:t xml:space="preserve"> shows that the algorithm provide</w:t>
+      </w:r>
+      <w:r>
+        <w:t xml:space="preserve">d shows a </w:t>
+      </w:r>
+      <w:r>
+        <w:t xml:space="preserve">significant scalable parallelism as our input size increases or </w:t>
+      </w:r>
+      <w:r>
+        <w:t xml:space="preserve">the </w:t>
+      </w:r>
+      <w:r>
+        <w:t>number of n</w:t>
+      </w:r>
+      <w:r>
+        <w:t xml:space="preserve"> increases</w:t>
+      </w:r>
+      <w:r>
+        <w:t>.</w:t>
+      </w:r>
+    </w:p>
+    <w:p>
+      <w:pPr>
+        <w:pStyle w:val="Heading2"/>
+      </w:pPr>
+      <w:bookmarkStart w:id="5" w:name="_Toc226838483"/>
       <w:r>
         <w:lastRenderedPageBreak/>
-        <w:t>would look like this</w:t>
-      </w:r>
-      <w:r>
-        <w:t>:</w:t>
-      </w:r>
-      <w:r>
-        <w:t xml:space="preserve"> Parallelism = n / log n</w:t>
-      </w:r>
-      <w:r>
-        <w:t>. This</w:t>
-      </w:r>
-      <w:r>
-        <w:t xml:space="preserve"> shows that the algorithm provide</w:t>
-      </w:r>
-      <w:r>
-        <w:t xml:space="preserve">d shows a </w:t>
-      </w:r>
-      <w:r>
-        <w:t xml:space="preserve">significant scalable parallelism as our input size increases or </w:t>
-      </w:r>
-      <w:r>
-        <w:t xml:space="preserve">the </w:t>
-      </w:r>
-      <w:r>
-        <w:t>number of n</w:t>
-      </w:r>
-      <w:r>
-        <w:t xml:space="preserve"> increases</w:t>
-      </w:r>
-      <w:r>
-        <w:t>.</w:t>
-      </w:r>
-    </w:p>
-    <w:p>
-      <w:pPr>
-        <w:pStyle w:val="Heading2"/>
-      </w:pPr>
-      <w:bookmarkStart w:id="5" w:name="_Toc226838483"/>
-      <w:r>
         <w:t>Question (e):</w:t>
       </w:r>
       <w:bookmarkEnd w:id="5"/>
@@ -2124,12 +2142,12 @@
     </w:p>
     <w:p>
       <w:r>
+        <w:t>Parallel Time: 0.0006562</w:t>
+      </w:r>
+    </w:p>
+    <w:p>
+      <w:r>
         <w:lastRenderedPageBreak/>
-        <w:t>Parallel Time: 0.0006562</w:t>
-      </w:r>
-    </w:p>
-    <w:p>
-      <w:r>
         <w:t>Speedup: 1.44468</w:t>
       </w:r>
     </w:p>
@@ -2352,8 +2370,13 @@
             <w:tcW w:w="3117" w:type="dxa"/>
           </w:tcPr>
           <w:p>
-            <w:r>
-              <w:t>O(log n)</w:t>
+            <w:proofErr w:type="gramStart"/>
+            <w:r>
+              <w:t>O(</w:t>
+            </w:r>
+            <w:proofErr w:type="gramEnd"/>
+            <w:r>
+              <w:t>log n)</w:t>
             </w:r>
           </w:p>
         </w:tc>
@@ -2492,6 +2515,7 @@
       </w:pPr>
       <w:bookmarkStart w:id="6" w:name="_Toc226838484"/>
       <w:r>
+        <w:lastRenderedPageBreak/>
         <w:t>Part 2:</w:t>
       </w:r>
       <w:bookmarkEnd w:id="6"/>
@@ -2648,6 +2672,7 @@
       <w:r>
         <w:t>T∞</w:t>
       </w:r>
+      <w:proofErr w:type="gramStart"/>
       <w:r>
         <w:rPr>
           <w:rFonts w:ascii="Arial" w:hAnsi="Arial" w:cs="Arial"/>
@@ -2664,7 +2689,14 @@
         <w:rPr>
           <w:rFonts w:ascii="Arial" w:hAnsi="Arial" w:cs="Arial"/>
         </w:rPr>
-        <w:t xml:space="preserve">, </w:t>
+        <w:t>,</w:t>
+      </w:r>
+      <w:proofErr w:type="gramEnd"/>
+      <w:r>
+        <w:rPr>
+          <w:rFonts w:ascii="Arial" w:hAnsi="Arial" w:cs="Arial"/>
+        </w:rPr>
+        <w:t xml:space="preserve"> </w:t>
       </w:r>
       <w:r>
         <w:rPr>
@@ -2739,7 +2771,15 @@
         <w:t>includes</w:t>
       </w:r>
       <w:r>
-        <w:t xml:space="preserve"> the runtime overhead that we get from spawning and synchronizing tasks</w:t>
+        <w:t xml:space="preserve"> the </w:t>
+      </w:r>
+      <w:proofErr w:type="gramStart"/>
+      <w:r>
+        <w:t>runtime overhead</w:t>
+      </w:r>
+      <w:proofErr w:type="gramEnd"/>
+      <w:r>
+        <w:t xml:space="preserve"> that we get from spawning and synchronizing tasks</w:t>
       </w:r>
       <w:r>
         <w:t>. When</w:t>
@@ -2816,32 +2856,32 @@
     </w:p>
     <w:p>
       <w:r>
+        <w:t xml:space="preserve">Even if tasks are done in parallel, the synchronization forces </w:t>
+      </w:r>
+      <w:r>
+        <w:t xml:space="preserve">a </w:t>
+      </w:r>
+      <w:r>
+        <w:t>wait time.</w:t>
+      </w:r>
+      <w:r>
+        <w:t xml:space="preserve"> This increases the effectiveness of </w:t>
+      </w:r>
+      <w:r>
+        <w:t xml:space="preserve">the </w:t>
+      </w:r>
+      <w:r>
+        <w:t>critical path length.</w:t>
+      </w:r>
+    </w:p>
+    <w:p/>
+    <w:p>
+      <w:pPr>
+        <w:pStyle w:val="Heading2"/>
+      </w:pPr>
+      <w:bookmarkStart w:id="9" w:name="_Toc226838487"/>
+      <w:r>
         <w:lastRenderedPageBreak/>
-        <w:t xml:space="preserve">Even if tasks are done in parallel, the synchronization forces </w:t>
-      </w:r>
-      <w:r>
-        <w:t xml:space="preserve">a </w:t>
-      </w:r>
-      <w:r>
-        <w:t>wait time.</w:t>
-      </w:r>
-      <w:r>
-        <w:t xml:space="preserve"> This increases the effectiveness of </w:t>
-      </w:r>
-      <w:r>
-        <w:t xml:space="preserve">the </w:t>
-      </w:r>
-      <w:r>
-        <w:t>critical path length.</w:t>
-      </w:r>
-    </w:p>
-    <w:p/>
-    <w:p>
-      <w:pPr>
-        <w:pStyle w:val="Heading2"/>
-      </w:pPr>
-      <w:bookmarkStart w:id="9" w:name="_Toc226838487"/>
-      <w:r>
         <w:t>Question (c):</w:t>
       </w:r>
       <w:bookmarkEnd w:id="9"/>
@@ -3025,6 +3065,7 @@
       </w:pPr>
       <w:bookmarkStart w:id="10" w:name="_Toc226838488"/>
       <w:r>
+        <w:lastRenderedPageBreak/>
         <w:t>Question 3:</w:t>
       </w:r>
       <w:bookmarkEnd w:id="10"/>
@@ -3042,7 +3083,15 @@
     </w:p>
     <w:p>
       <w:r>
-        <w:t xml:space="preserve">Parallel computing has experienced a rapid growth in modern computing due to the increased demand for high-performance applications and data growth. Traditional CPU-based Systems </w:t>
+        <w:t xml:space="preserve">Parallel computing has experienced </w:t>
+      </w:r>
+      <w:proofErr w:type="gramStart"/>
+      <w:r>
+        <w:t>a rapid</w:t>
+      </w:r>
+      <w:proofErr w:type="gramEnd"/>
+      <w:r>
+        <w:t xml:space="preserve"> growth in modern computing due to the increased demand for high-performance applications and data growth. Traditional CPU-based Systems </w:t>
       </w:r>
       <w:r>
         <w:t>execute</w:t>
@@ -3169,6 +3218,7 @@
       </w:pPr>
       <w:bookmarkStart w:id="12" w:name="_Toc226838490"/>
       <w:r>
+        <w:lastRenderedPageBreak/>
         <w:t>Algorithm Overview (KNN):</w:t>
       </w:r>
       <w:bookmarkEnd w:id="12"/>
@@ -3332,9 +3382,11 @@
       <w:r>
         <w:t xml:space="preserve">This reduces the execution time significantly compared to </w:t>
       </w:r>
+      <w:proofErr w:type="gramStart"/>
       <w:r>
         <w:t>a sequential</w:t>
       </w:r>
+      <w:proofErr w:type="gramEnd"/>
       <w:r>
         <w:t xml:space="preserve"> CPU implementation.</w:t>
       </w:r>
@@ -3390,6 +3442,7 @@
       </w:pPr>
       <w:bookmarkStart w:id="14" w:name="_Toc226838492"/>
       <w:r>
+        <w:lastRenderedPageBreak/>
         <w:t>Implementation Details:</w:t>
       </w:r>
       <w:bookmarkEnd w:id="14"/>
@@ -3423,7 +3476,15 @@
         <w:t>the</w:t>
       </w:r>
       <w:r>
-        <w:t xml:space="preserve"> GPU implementation was developed using CUDA in C++. The dataset is first initialized on the host (CPU) and then transferred to the device (GPU) using CUDA memory management functions such as Cuda Malloc and cudaMemcpy. A kernel function is then launched to perform </w:t>
+        <w:t xml:space="preserve"> GPU implementation was developed using CUDA in C++. The dataset is first initialized on the host (CPU) and then transferred to the device (GPU) using CUDA memory management functions such as Cuda Malloc and </w:t>
+      </w:r>
+      <w:proofErr w:type="spellStart"/>
+      <w:r>
+        <w:t>cudaMemcpy</w:t>
+      </w:r>
+      <w:proofErr w:type="spellEnd"/>
+      <w:r>
+        <w:t xml:space="preserve">. A kernel function is then launched to perform </w:t>
       </w:r>
       <w:r>
         <w:t>parallel</w:t>
@@ -3457,7 +3518,15 @@
     </w:p>
     <w:p>
       <w:r>
-        <w:t xml:space="preserve">This implementation was done and executed using Google Colab, which provided the GPU resource without using </w:t>
+        <w:t xml:space="preserve">This implementation was done and executed using Google </w:t>
+      </w:r>
+      <w:proofErr w:type="spellStart"/>
+      <w:r>
+        <w:t>Colab</w:t>
+      </w:r>
+      <w:proofErr w:type="spellEnd"/>
+      <w:r>
+        <w:t xml:space="preserve">, which provided the GPU resource without using </w:t>
       </w:r>
       <w:r>
         <w:t xml:space="preserve">a </w:t>
@@ -3491,6 +3560,7 @@
       </w:pPr>
       <w:bookmarkStart w:id="15" w:name="_Toc226838493"/>
       <w:r>
+        <w:lastRenderedPageBreak/>
         <w:t>Performance Evaluation:</w:t>
       </w:r>
       <w:bookmarkEnd w:id="15"/>
@@ -3582,11 +3652,16 @@
       <w:r>
         <w:t xml:space="preserve"> over </w:t>
       </w:r>
+      <w:proofErr w:type="gramStart"/>
       <w:r>
         <w:t xml:space="preserve">a </w:t>
       </w:r>
       <w:r>
-        <w:t>CPU sequential implementation</w:t>
+        <w:t>CPU</w:t>
+      </w:r>
+      <w:proofErr w:type="gramEnd"/>
+      <w:r>
+        <w:t xml:space="preserve"> sequential implementation</w:t>
       </w:r>
       <w:r>
         <w:t>.</w:t>
@@ -3791,6 +3866,7 @@
       </w:pPr>
       <w:bookmarkStart w:id="16" w:name="_Toc226838494"/>
       <w:r>
+        <w:lastRenderedPageBreak/>
         <w:t xml:space="preserve">Comparison with </w:t>
       </w:r>
       <w:r>
@@ -3949,6 +4025,7 @@
       </w:pPr>
       <w:bookmarkStart w:id="17" w:name="_Toc226838495"/>
       <w:r>
+        <w:lastRenderedPageBreak/>
         <w:t>Applications:</w:t>
       </w:r>
       <w:bookmarkEnd w:id="17"/>
@@ -4048,6 +4125,7 @@
       </w:pPr>
       <w:bookmarkStart w:id="18" w:name="_Toc226838496"/>
       <w:r>
+        <w:lastRenderedPageBreak/>
         <w:t>Conclusion:</w:t>
       </w:r>
       <w:bookmarkEnd w:id="18"/>
@@ -4148,6 +4226,7 @@
       </w:pPr>
       <w:bookmarkStart w:id="19" w:name="_Toc226838497"/>
       <w:r>
+        <w:lastRenderedPageBreak/>
         <w:t>References:</w:t>
       </w:r>
       <w:bookmarkEnd w:id="19"/>
@@ -4162,7 +4241,15 @@
         </w:numPr>
       </w:pPr>
       <w:r>
-        <w:t xml:space="preserve">Garcia, V., Debreuve, E., &amp; Barlaud, M. (2008). </w:t>
+        <w:t xml:space="preserve">Garcia, V., Debreuve, E., &amp; </w:t>
+      </w:r>
+      <w:proofErr w:type="spellStart"/>
+      <w:r>
+        <w:t>Barlaud</w:t>
+      </w:r>
+      <w:proofErr w:type="spellEnd"/>
+      <w:r>
+        <w:t xml:space="preserve">, M. (2008). </w:t>
       </w:r>
       <w:r>
         <w:rPr>
@@ -4172,7 +4259,15 @@
         <w:t>Fast k-nearest neighbor search using GPU</w:t>
       </w:r>
       <w:r>
-        <w:t xml:space="preserve">. arXiv. </w:t>
+        <w:t xml:space="preserve">. </w:t>
+      </w:r>
+      <w:proofErr w:type="spellStart"/>
+      <w:r>
+        <w:t>arXiv</w:t>
+      </w:r>
+      <w:proofErr w:type="spellEnd"/>
+      <w:r>
+        <w:t xml:space="preserve">. </w:t>
       </w:r>
       <w:hyperlink r:id="rId8" w:history="1">
         <w:r>

--- a/Documentation.docx
+++ b/Documentation.docx
@@ -1673,6 +1673,11 @@
         <w:jc w:val="center"/>
       </w:pPr>
     </w:p>
+    <w:p>
+      <w:pPr>
+        <w:jc w:val="center"/>
+      </w:pPr>
+    </w:p>
     <w:p/>
     <w:p>
       <w:pPr>
@@ -1680,7 +1685,6 @@
       </w:pPr>
       <w:bookmarkStart w:id="0" w:name="_Toc226838478"/>
       <w:r>
-        <w:lastRenderedPageBreak/>
         <w:t>Part 1:</w:t>
       </w:r>
       <w:bookmarkEnd w:id="0"/>
@@ -1874,18 +1878,10 @@
         <w:t>Parallelism is used to measure the maximum possible speedup that can be achieved by our algorithm</w:t>
       </w:r>
       <w:r>
-        <w:t xml:space="preserve">. </w:t>
-      </w:r>
-      <w:proofErr w:type="gramStart"/>
-      <w:r>
-        <w:t>The</w:t>
-      </w:r>
-      <w:r>
-        <w:t xml:space="preserve"> parallelism</w:t>
-      </w:r>
-      <w:proofErr w:type="gramEnd"/>
-      <w:r>
-        <w:t xml:space="preserve"> is calculated by dividing T1 </w:t>
+        <w:t>. The</w:t>
+      </w:r>
+      <w:r>
+        <w:t xml:space="preserve"> parallelism is calculated by dividing T1 </w:t>
       </w:r>
       <w:r>
         <w:t>by</w:t>
@@ -1894,24 +1890,20 @@
         <w:t xml:space="preserve"> our </w:t>
       </w:r>
       <w:r>
-        <w:t>T</w:t>
-      </w:r>
-      <w:proofErr w:type="gramStart"/>
-      <w:r>
-        <w:t>∞</w:t>
+        <w:t>T∞</w:t>
       </w:r>
       <w:r>
         <w:t xml:space="preserve"> </w:t>
       </w:r>
       <w:r>
-        <w:t>,</w:t>
-      </w:r>
-      <w:proofErr w:type="gramEnd"/>
-      <w:r>
-        <w:t xml:space="preserve"> </w:t>
-      </w:r>
-      <w:r>
-        <w:t>which in our example would look like this</w:t>
+        <w:t xml:space="preserve">, </w:t>
+      </w:r>
+      <w:r>
+        <w:t xml:space="preserve">which in our example </w:t>
+      </w:r>
+      <w:r>
+        <w:lastRenderedPageBreak/>
+        <w:t>would look like this</w:t>
       </w:r>
       <w:r>
         <w:t>:</w:t>
@@ -1950,7 +1942,6 @@
       </w:pPr>
       <w:bookmarkStart w:id="5" w:name="_Toc226838483"/>
       <w:r>
-        <w:lastRenderedPageBreak/>
         <w:t>Question (e):</w:t>
       </w:r>
       <w:bookmarkEnd w:id="5"/>
@@ -2142,12 +2133,12 @@
     </w:p>
     <w:p>
       <w:r>
+        <w:lastRenderedPageBreak/>
         <w:t>Parallel Time: 0.0006562</w:t>
       </w:r>
     </w:p>
     <w:p>
       <w:r>
-        <w:lastRenderedPageBreak/>
         <w:t>Speedup: 1.44468</w:t>
       </w:r>
     </w:p>
@@ -2370,13 +2361,8 @@
             <w:tcW w:w="3117" w:type="dxa"/>
           </w:tcPr>
           <w:p>
-            <w:proofErr w:type="gramStart"/>
-            <w:r>
-              <w:t>O(</w:t>
-            </w:r>
-            <w:proofErr w:type="gramEnd"/>
-            <w:r>
-              <w:t>log n)</w:t>
+            <w:r>
+              <w:t>O(log n)</w:t>
             </w:r>
           </w:p>
         </w:tc>
@@ -2515,7 +2501,6 @@
       </w:pPr>
       <w:bookmarkStart w:id="6" w:name="_Toc226838484"/>
       <w:r>
-        <w:lastRenderedPageBreak/>
         <w:t>Part 2:</w:t>
       </w:r>
       <w:bookmarkEnd w:id="6"/>
@@ -2672,7 +2657,6 @@
       <w:r>
         <w:t>T∞</w:t>
       </w:r>
-      <w:proofErr w:type="gramStart"/>
       <w:r>
         <w:rPr>
           <w:rFonts w:ascii="Arial" w:hAnsi="Arial" w:cs="Arial"/>
@@ -2689,14 +2673,7 @@
         <w:rPr>
           <w:rFonts w:ascii="Arial" w:hAnsi="Arial" w:cs="Arial"/>
         </w:rPr>
-        <w:t>,</w:t>
-      </w:r>
-      <w:proofErr w:type="gramEnd"/>
-      <w:r>
-        <w:rPr>
-          <w:rFonts w:ascii="Arial" w:hAnsi="Arial" w:cs="Arial"/>
-        </w:rPr>
-        <w:t xml:space="preserve"> </w:t>
+        <w:t xml:space="preserve">, </w:t>
       </w:r>
       <w:r>
         <w:rPr>
@@ -2771,15 +2748,7 @@
         <w:t>includes</w:t>
       </w:r>
       <w:r>
-        <w:t xml:space="preserve"> the </w:t>
-      </w:r>
-      <w:proofErr w:type="gramStart"/>
-      <w:r>
-        <w:t>runtime overhead</w:t>
-      </w:r>
-      <w:proofErr w:type="gramEnd"/>
-      <w:r>
-        <w:t xml:space="preserve"> that we get from spawning and synchronizing tasks</w:t>
+        <w:t xml:space="preserve"> the runtime overhead that we get from spawning and synchronizing tasks</w:t>
       </w:r>
       <w:r>
         <w:t>. When</w:t>
@@ -2856,6 +2825,7 @@
     </w:p>
     <w:p>
       <w:r>
+        <w:lastRenderedPageBreak/>
         <w:t xml:space="preserve">Even if tasks are done in parallel, the synchronization forces </w:t>
       </w:r>
       <w:r>
@@ -2881,7 +2851,6 @@
       </w:pPr>
       <w:bookmarkStart w:id="9" w:name="_Toc226838487"/>
       <w:r>
-        <w:lastRenderedPageBreak/>
         <w:t>Question (c):</w:t>
       </w:r>
       <w:bookmarkEnd w:id="9"/>
@@ -3065,147 +3034,562 @@
       </w:pPr>
       <w:bookmarkStart w:id="10" w:name="_Toc226838488"/>
       <w:r>
+        <w:t>Question 3:</w:t>
+      </w:r>
+      <w:bookmarkEnd w:id="10"/>
+    </w:p>
+    <w:p/>
+    <w:p>
+      <w:pPr>
+        <w:pStyle w:val="Heading2"/>
+      </w:pPr>
+      <w:bookmarkStart w:id="11" w:name="_Toc226838489"/>
+      <w:r>
+        <w:t>Introduction:</w:t>
+      </w:r>
+      <w:bookmarkEnd w:id="11"/>
+    </w:p>
+    <w:p>
+      <w:r>
+        <w:t xml:space="preserve">Parallel computing has experienced a rapid growth in modern computing due to the increased demand for high-performance applications and data growth. Traditional CPU-based Systems </w:t>
+      </w:r>
+      <w:r>
+        <w:t>execute</w:t>
+      </w:r>
+      <w:r>
+        <w:t xml:space="preserve"> operations sequentially, which limits performance when it comes to dealing with </w:t>
+      </w:r>
+      <w:r>
+        <w:t>large-scale</w:t>
+      </w:r>
+      <w:r>
+        <w:t xml:space="preserve"> computational problems</w:t>
+      </w:r>
+      <w:r>
+        <w:t>. On</w:t>
+      </w:r>
+      <w:r>
+        <w:t xml:space="preserve"> the other hand, Graphics Processing </w:t>
+      </w:r>
+      <w:r>
+        <w:t>Units</w:t>
+      </w:r>
+      <w:r>
+        <w:t xml:space="preserve"> (</w:t>
+      </w:r>
+      <w:r>
+        <w:t>GPUs</w:t>
+      </w:r>
+      <w:r>
+        <w:t xml:space="preserve">) are designed to handle multiple operations at the same time, making </w:t>
+      </w:r>
+      <w:r>
+        <w:t>them</w:t>
+      </w:r>
+      <w:r>
+        <w:t xml:space="preserve"> very suitable for parallel </w:t>
+      </w:r>
+      <w:r>
+        <w:t>workloads</w:t>
+      </w:r>
+      <w:r>
+        <w:t>.</w:t>
+      </w:r>
+    </w:p>
+    <w:p>
+      <w:r>
+        <w:t>CUDA (Compute Unified Device Architecture)</w:t>
+      </w:r>
+      <w:r>
+        <w:t xml:space="preserve">, developed by NVIDIA, allows developers to use </w:t>
+      </w:r>
+      <w:r>
+        <w:t xml:space="preserve">the </w:t>
+      </w:r>
+      <w:r>
+        <w:t xml:space="preserve">parallel processing capabilities of GPUs </w:t>
+      </w:r>
+      <w:r>
+        <w:t>for</w:t>
+      </w:r>
+      <w:r>
+        <w:t xml:space="preserve"> general-purpose computing. </w:t>
+      </w:r>
+      <w:r>
+        <w:t>This</w:t>
+      </w:r>
+      <w:r>
+        <w:t xml:space="preserve"> significantly improves the efficiency of computational tasks in fields such as machine learning (ML) and artificial intelligence (AI).</w:t>
+      </w:r>
+    </w:p>
+    <w:p>
+      <w:r>
+        <w:t xml:space="preserve">One of the algorithms that benefits from parallelization is </w:t>
+      </w:r>
+      <w:r>
+        <w:t xml:space="preserve">the </w:t>
+      </w:r>
+      <w:r>
+        <w:t xml:space="preserve">K-Nearest Neighbors (KNN) algorithm. KNN is </w:t>
+      </w:r>
+      <w:r>
+        <w:t xml:space="preserve">a </w:t>
+      </w:r>
+      <w:r>
+        <w:t xml:space="preserve">simple but effective supervised learning method used for classification and pattern recognition. However, its computational cost will increase with larger </w:t>
+      </w:r>
+      <w:r>
+        <w:t>datasets,</w:t>
+      </w:r>
+      <w:r>
+        <w:t xml:space="preserve"> as it calculates the distances between the data points.</w:t>
+      </w:r>
+    </w:p>
+    <w:p>
+      <w:r>
+        <w:t xml:space="preserve">This report presents </w:t>
+      </w:r>
+      <w:r>
+        <w:t>the implementation of KNN algorithms</w:t>
+      </w:r>
+      <w:r>
+        <w:t xml:space="preserve"> using CUDA, focusing on GPU parallelism and how it can be used to improve performance </w:t>
+      </w:r>
+      <w:r>
+        <w:t>overall. A</w:t>
+      </w:r>
+      <w:r>
+        <w:t xml:space="preserve"> comparison between CPU and GPU implementations is also conducted to evaluate the efficiency gains achieved through parallelization.</w:t>
+      </w:r>
+    </w:p>
+    <w:p/>
+    <w:p/>
+    <w:p/>
+    <w:p/>
+    <w:p/>
+    <w:p/>
+    <w:p/>
+    <w:p/>
+    <w:p/>
+    <w:p>
+      <w:pPr>
+        <w:pStyle w:val="Heading2"/>
+      </w:pPr>
+      <w:r>
         <w:lastRenderedPageBreak/>
-        <w:t>Question 3:</w:t>
-      </w:r>
-      <w:bookmarkEnd w:id="10"/>
-    </w:p>
-    <w:p/>
-    <w:p>
-      <w:pPr>
-        <w:pStyle w:val="Heading2"/>
-      </w:pPr>
-      <w:bookmarkStart w:id="11" w:name="_Toc226838489"/>
-      <w:r>
-        <w:t>Introduction:</w:t>
-      </w:r>
-      <w:bookmarkEnd w:id="11"/>
-    </w:p>
-    <w:p>
-      <w:r>
-        <w:t xml:space="preserve">Parallel computing has experienced </w:t>
-      </w:r>
-      <w:proofErr w:type="gramStart"/>
-      <w:r>
-        <w:t>a rapid</w:t>
-      </w:r>
-      <w:proofErr w:type="gramEnd"/>
-      <w:r>
-        <w:t xml:space="preserve"> growth in modern computing due to the increased demand for high-performance applications and data growth. Traditional CPU-based Systems </w:t>
-      </w:r>
-      <w:r>
-        <w:t>execute</w:t>
-      </w:r>
-      <w:r>
-        <w:t xml:space="preserve"> operations sequentially, which limits performance when it comes to dealing with </w:t>
-      </w:r>
-      <w:r>
-        <w:t>large-scale</w:t>
-      </w:r>
-      <w:r>
-        <w:t xml:space="preserve"> computational problems</w:t>
-      </w:r>
-      <w:r>
-        <w:t>. On</w:t>
-      </w:r>
-      <w:r>
-        <w:t xml:space="preserve"> the other hand, Graphics Processing </w:t>
-      </w:r>
-      <w:r>
-        <w:t>Units</w:t>
-      </w:r>
-      <w:r>
-        <w:t xml:space="preserve"> (</w:t>
-      </w:r>
-      <w:r>
-        <w:t>GPUs</w:t>
-      </w:r>
-      <w:r>
-        <w:t xml:space="preserve">) are designed to handle multiple operations at the same time, making </w:t>
-      </w:r>
-      <w:r>
-        <w:t>them</w:t>
-      </w:r>
-      <w:r>
-        <w:t xml:space="preserve"> very suitable for parallel </w:t>
-      </w:r>
-      <w:r>
-        <w:t>workloads</w:t>
-      </w:r>
-      <w:r>
-        <w:t>.</w:t>
-      </w:r>
-    </w:p>
-    <w:p>
-      <w:r>
-        <w:t>CUDA (Compute Unified Device Architecture)</w:t>
-      </w:r>
-      <w:r>
-        <w:t xml:space="preserve">, developed by NVIDIA, allows developers to use </w:t>
-      </w:r>
-      <w:r>
-        <w:t xml:space="preserve">the </w:t>
-      </w:r>
-      <w:r>
-        <w:t xml:space="preserve">parallel processing capabilities of GPUs </w:t>
-      </w:r>
-      <w:r>
-        <w:t>for</w:t>
-      </w:r>
-      <w:r>
-        <w:t xml:space="preserve"> general-purpose computing. </w:t>
-      </w:r>
-      <w:r>
-        <w:t>This</w:t>
-      </w:r>
-      <w:r>
-        <w:t xml:space="preserve"> significantly improves the efficiency of computational tasks in fields such as machine learning (ML) and artificial intelligence (AI).</w:t>
-      </w:r>
-    </w:p>
-    <w:p>
-      <w:r>
-        <w:t xml:space="preserve">One of the algorithms that benefits from parallelization is </w:t>
-      </w:r>
-      <w:r>
-        <w:t xml:space="preserve">the </w:t>
-      </w:r>
-      <w:r>
-        <w:t xml:space="preserve">K-Nearest Neighbors (KNN) algorithm. KNN is </w:t>
-      </w:r>
-      <w:r>
-        <w:t xml:space="preserve">a </w:t>
-      </w:r>
-      <w:r>
-        <w:t xml:space="preserve">simple but effective supervised learning method used for classification and pattern recognition. However, its computational cost will increase with larger </w:t>
-      </w:r>
-      <w:r>
-        <w:t>datasets,</w:t>
-      </w:r>
-      <w:r>
-        <w:t xml:space="preserve"> as it calculates the distances between the data points.</w:t>
-      </w:r>
-    </w:p>
-    <w:p>
-      <w:r>
-        <w:t xml:space="preserve">This report presents </w:t>
-      </w:r>
-      <w:r>
-        <w:t>the implementation of KNN algorithms</w:t>
-      </w:r>
-      <w:r>
-        <w:t xml:space="preserve"> using CUDA, focusing on GPU parallelism and how it can be used to improve performance </w:t>
-      </w:r>
-      <w:r>
-        <w:t>overall. A</w:t>
-      </w:r>
-      <w:r>
-        <w:t xml:space="preserve"> comparison between CPU and GPU implementations is also conducted to evaluate the efficiency gains achieved through parallelization.</w:t>
-      </w:r>
-    </w:p>
-    <w:p/>
-    <w:p/>
-    <w:p/>
-    <w:p/>
+        <w:t>Comparison between different GPUs</w:t>
+      </w:r>
+      <w:r>
+        <w:t>:</w:t>
+      </w:r>
+    </w:p>
+    <w:p>
+      <w:r>
+        <w:t>GPU Comparison Table:</w:t>
+      </w:r>
+    </w:p>
+    <w:tbl>
+      <w:tblPr>
+        <w:tblStyle w:val="TableGrid"/>
+        <w:tblW w:w="0" w:type="auto"/>
+        <w:tblLook w:val="04A0" w:firstRow="1" w:lastRow="0" w:firstColumn="1" w:lastColumn="0" w:noHBand="0" w:noVBand="1"/>
+      </w:tblPr>
+      <w:tblGrid>
+        <w:gridCol w:w="1558"/>
+        <w:gridCol w:w="1558"/>
+        <w:gridCol w:w="1558"/>
+        <w:gridCol w:w="1558"/>
+        <w:gridCol w:w="1559"/>
+        <w:gridCol w:w="1559"/>
+      </w:tblGrid>
+      <w:tr>
+        <w:tc>
+          <w:tcPr>
+            <w:tcW w:w="1558" w:type="dxa"/>
+          </w:tcPr>
+          <w:p>
+            <w:r>
+              <w:t>GPU Model</w:t>
+            </w:r>
+          </w:p>
+        </w:tc>
+        <w:tc>
+          <w:tcPr>
+            <w:tcW w:w="1558" w:type="dxa"/>
+          </w:tcPr>
+          <w:p>
+            <w:r>
+              <w:t>CUDA Cores</w:t>
+            </w:r>
+          </w:p>
+        </w:tc>
+        <w:tc>
+          <w:tcPr>
+            <w:tcW w:w="1558" w:type="dxa"/>
+          </w:tcPr>
+          <w:p>
+            <w:r>
+              <w:t>Memory</w:t>
+            </w:r>
+          </w:p>
+        </w:tc>
+        <w:tc>
+          <w:tcPr>
+            <w:tcW w:w="1558" w:type="dxa"/>
+          </w:tcPr>
+          <w:p>
+            <w:r>
+              <w:t>Architecture</w:t>
+            </w:r>
+          </w:p>
+        </w:tc>
+        <w:tc>
+          <w:tcPr>
+            <w:tcW w:w="1559" w:type="dxa"/>
+          </w:tcPr>
+          <w:p>
+            <w:r>
+              <w:t>Key Strength</w:t>
+            </w:r>
+          </w:p>
+        </w:tc>
+        <w:tc>
+          <w:tcPr>
+            <w:tcW w:w="1559" w:type="dxa"/>
+          </w:tcPr>
+          <w:p>
+            <w:r>
+              <w:t>Best use case</w:t>
+            </w:r>
+          </w:p>
+        </w:tc>
+      </w:tr>
+      <w:tr>
+        <w:tc>
+          <w:tcPr>
+            <w:tcW w:w="1558" w:type="dxa"/>
+          </w:tcPr>
+          <w:p>
+            <w:r>
+              <w:t>NVIDIA T4</w:t>
+            </w:r>
+          </w:p>
+        </w:tc>
+        <w:tc>
+          <w:tcPr>
+            <w:tcW w:w="1558" w:type="dxa"/>
+          </w:tcPr>
+          <w:p>
+            <w:r>
+              <w:t>2560</w:t>
+            </w:r>
+          </w:p>
+        </w:tc>
+        <w:tc>
+          <w:tcPr>
+            <w:tcW w:w="1558" w:type="dxa"/>
+          </w:tcPr>
+          <w:p>
+            <w:r>
+              <w:t>16 GB</w:t>
+            </w:r>
+          </w:p>
+        </w:tc>
+        <w:tc>
+          <w:tcPr>
+            <w:tcW w:w="1558" w:type="dxa"/>
+          </w:tcPr>
+          <w:p>
+            <w:r>
+              <w:t>Turing</w:t>
+            </w:r>
+          </w:p>
+        </w:tc>
+        <w:tc>
+          <w:tcPr>
+            <w:tcW w:w="1559" w:type="dxa"/>
+          </w:tcPr>
+          <w:p>
+            <w:r>
+              <w:t>Energy efficient, good for inference</w:t>
+            </w:r>
+          </w:p>
+        </w:tc>
+        <w:tc>
+          <w:tcPr>
+            <w:tcW w:w="1559" w:type="dxa"/>
+          </w:tcPr>
+          <w:p>
+            <w:r>
+              <w:t>Cloud, AI inference</w:t>
+            </w:r>
+          </w:p>
+        </w:tc>
+      </w:tr>
+      <w:tr>
+        <w:tc>
+          <w:tcPr>
+            <w:tcW w:w="1558" w:type="dxa"/>
+          </w:tcPr>
+          <w:p>
+            <w:r>
+              <w:t>NVIDIA V100</w:t>
+            </w:r>
+          </w:p>
+        </w:tc>
+        <w:tc>
+          <w:tcPr>
+            <w:tcW w:w="1558" w:type="dxa"/>
+          </w:tcPr>
+          <w:p>
+            <w:r>
+              <w:t>5120</w:t>
+            </w:r>
+          </w:p>
+        </w:tc>
+        <w:tc>
+          <w:tcPr>
+            <w:tcW w:w="1558" w:type="dxa"/>
+          </w:tcPr>
+          <w:p>
+            <w:r>
+              <w:t>16/32 GB</w:t>
+            </w:r>
+          </w:p>
+        </w:tc>
+        <w:tc>
+          <w:tcPr>
+            <w:tcW w:w="1558" w:type="dxa"/>
+          </w:tcPr>
+          <w:p>
+            <w:r>
+              <w:t>Volta</w:t>
+            </w:r>
+          </w:p>
+        </w:tc>
+        <w:tc>
+          <w:tcPr>
+            <w:tcW w:w="1559" w:type="dxa"/>
+          </w:tcPr>
+          <w:p>
+            <w:r>
+              <w:t>High compute power, Tensor cores</w:t>
+            </w:r>
+          </w:p>
+        </w:tc>
+        <w:tc>
+          <w:tcPr>
+            <w:tcW w:w="1559" w:type="dxa"/>
+          </w:tcPr>
+          <w:p>
+            <w:r>
+              <w:t>Deep learning training</w:t>
+            </w:r>
+          </w:p>
+        </w:tc>
+      </w:tr>
+      <w:tr>
+        <w:tc>
+          <w:tcPr>
+            <w:tcW w:w="1558" w:type="dxa"/>
+          </w:tcPr>
+          <w:p>
+            <w:r>
+              <w:t>NVIDIA A100</w:t>
+            </w:r>
+          </w:p>
+        </w:tc>
+        <w:tc>
+          <w:tcPr>
+            <w:tcW w:w="1558" w:type="dxa"/>
+          </w:tcPr>
+          <w:p>
+            <w:r>
+              <w:t>6912</w:t>
+            </w:r>
+          </w:p>
+        </w:tc>
+        <w:tc>
+          <w:tcPr>
+            <w:tcW w:w="1558" w:type="dxa"/>
+          </w:tcPr>
+          <w:p>
+            <w:r>
+              <w:t>40/80 GB</w:t>
+            </w:r>
+          </w:p>
+        </w:tc>
+        <w:tc>
+          <w:tcPr>
+            <w:tcW w:w="1558" w:type="dxa"/>
+          </w:tcPr>
+          <w:p>
+            <w:r>
+              <w:t>Ampere</w:t>
+            </w:r>
+          </w:p>
+        </w:tc>
+        <w:tc>
+          <w:tcPr>
+            <w:tcW w:w="1559" w:type="dxa"/>
+          </w:tcPr>
+          <w:p>
+            <w:r>
+              <w:t>Extremely high performance</w:t>
+            </w:r>
+          </w:p>
+        </w:tc>
+        <w:tc>
+          <w:tcPr>
+            <w:tcW w:w="1559" w:type="dxa"/>
+          </w:tcPr>
+          <w:p>
+            <w:r>
+              <w:t>Large-scale AI, HPC</w:t>
+            </w:r>
+          </w:p>
+        </w:tc>
+      </w:tr>
+      <w:tr>
+        <w:tc>
+          <w:tcPr>
+            <w:tcW w:w="1558" w:type="dxa"/>
+          </w:tcPr>
+          <w:p>
+            <w:r>
+              <w:t>NVIDIA RTX 3080</w:t>
+            </w:r>
+          </w:p>
+        </w:tc>
+        <w:tc>
+          <w:tcPr>
+            <w:tcW w:w="1558" w:type="dxa"/>
+          </w:tcPr>
+          <w:p>
+            <w:r>
+              <w:t>8704</w:t>
+            </w:r>
+          </w:p>
+        </w:tc>
+        <w:tc>
+          <w:tcPr>
+            <w:tcW w:w="1558" w:type="dxa"/>
+          </w:tcPr>
+          <w:p>
+            <w:r>
+              <w:t>10 GB</w:t>
+            </w:r>
+          </w:p>
+        </w:tc>
+        <w:tc>
+          <w:tcPr>
+            <w:tcW w:w="1558" w:type="dxa"/>
+          </w:tcPr>
+          <w:p>
+            <w:r>
+              <w:t>Ampere</w:t>
+            </w:r>
+          </w:p>
+        </w:tc>
+        <w:tc>
+          <w:tcPr>
+            <w:tcW w:w="1559" w:type="dxa"/>
+          </w:tcPr>
+          <w:p>
+            <w:r>
+              <w:t>High gaming + compute power</w:t>
+            </w:r>
+          </w:p>
+        </w:tc>
+        <w:tc>
+          <w:tcPr>
+            <w:tcW w:w="1559" w:type="dxa"/>
+          </w:tcPr>
+          <w:p>
+            <w:r>
+              <w:t>Consumer GPU, ML tasks</w:t>
+            </w:r>
+          </w:p>
+        </w:tc>
+      </w:tr>
+      <w:tr>
+        <w:tc>
+          <w:tcPr>
+            <w:tcW w:w="1558" w:type="dxa"/>
+          </w:tcPr>
+          <w:p>
+            <w:r>
+              <w:t>NVIDIA GTX 1080 Ti</w:t>
+            </w:r>
+          </w:p>
+        </w:tc>
+        <w:tc>
+          <w:tcPr>
+            <w:tcW w:w="1558" w:type="dxa"/>
+          </w:tcPr>
+          <w:p>
+            <w:r>
+              <w:t>3584</w:t>
+            </w:r>
+          </w:p>
+        </w:tc>
+        <w:tc>
+          <w:tcPr>
+            <w:tcW w:w="1558" w:type="dxa"/>
+          </w:tcPr>
+          <w:p>
+            <w:r>
+              <w:t>11 GB</w:t>
+            </w:r>
+          </w:p>
+        </w:tc>
+        <w:tc>
+          <w:tcPr>
+            <w:tcW w:w="1558" w:type="dxa"/>
+          </w:tcPr>
+          <w:p>
+            <w:r>
+              <w:t>Pascal</w:t>
+            </w:r>
+          </w:p>
+        </w:tc>
+        <w:tc>
+          <w:tcPr>
+            <w:tcW w:w="1559" w:type="dxa"/>
+          </w:tcPr>
+          <w:p>
+            <w:r>
+              <w:t>Older but still strong</w:t>
+            </w:r>
+          </w:p>
+        </w:tc>
+        <w:tc>
+          <w:tcPr>
+            <w:tcW w:w="1559" w:type="dxa"/>
+          </w:tcPr>
+          <w:p>
+            <w:r>
+              <w:t>General parallel computing</w:t>
+            </w:r>
+          </w:p>
+        </w:tc>
+      </w:tr>
+    </w:tbl>
+    <w:p/>
+    <w:p>
+      <w:r>
+        <w:t xml:space="preserve">Different GPU models vary in performance due to differences in architecture, number of CUDA cores, and memory capacity. The NVIDIA T4 GPU, </w:t>
+      </w:r>
+      <w:r>
+        <w:t xml:space="preserve">which was used in the project, is energy efficient and suitable for inference tasks with moderate parallel performance. The NVIDIA V100 offers higher computational power and is optimized for deep learning training. The NVIDIA A100 provides even greater performance, supports large-scale AI and high-performance computing. Consumer GPUs such as the RTX 3080 deliver strong parallel processing but have lower memory compared to data center GPUs. Older models like the GTX 1080 Ti still provide good performance but are less efficient than newer architectures. These differences affect how well parallel </w:t>
+      </w:r>
+      <w:r>
+        <w:t>algorithms</w:t>
+      </w:r>
+      <w:r>
+        <w:t xml:space="preserve"> work in KNN.</w:t>
+      </w:r>
+    </w:p>
     <w:p/>
     <w:p/>
     <w:p/>
@@ -3329,13 +3713,13 @@
     <w:p/>
     <w:p/>
     <w:p/>
-    <w:p/>
     <w:p>
       <w:pPr>
         <w:pStyle w:val="Heading2"/>
       </w:pPr>
       <w:bookmarkStart w:id="13" w:name="_Toc226838491"/>
       <w:r>
+        <w:lastRenderedPageBreak/>
         <w:t>CUDA &amp; Parallelization Strategy:</w:t>
       </w:r>
       <w:bookmarkEnd w:id="13"/>
@@ -3382,11 +3766,9 @@
       <w:r>
         <w:t xml:space="preserve">This reduces the execution time significantly compared to </w:t>
       </w:r>
-      <w:proofErr w:type="gramStart"/>
       <w:r>
         <w:t>a sequential</w:t>
       </w:r>
-      <w:proofErr w:type="gramEnd"/>
       <w:r>
         <w:t xml:space="preserve"> CPU implementation.</w:t>
       </w:r>
@@ -3635,13 +4017,7 @@
         <w:t xml:space="preserve"> GPU implementation reduced the execution time </w:t>
       </w:r>
       <w:r>
-        <w:t>significantly by using parallel processing. CUDA-based implementation completed the same task in approximately 0.000</w:t>
-      </w:r>
-      <w:r>
-        <w:t>1</w:t>
-      </w:r>
-      <w:r>
-        <w:t xml:space="preserve"> seconds. This shows how well parallel programming and execution of multiple computations simultaneously using threads </w:t>
+        <w:t xml:space="preserve">significantly by using parallel processing. CUDA-based implementation completed the same task in approximately 0.0002 seconds. This shows how well parallel programming and execution of multiple computations simultaneously using threads </w:t>
       </w:r>
       <w:r>
         <w:t>have</w:t>
@@ -3652,16 +4028,11 @@
       <w:r>
         <w:t xml:space="preserve"> over </w:t>
       </w:r>
-      <w:proofErr w:type="gramStart"/>
       <w:r>
         <w:t xml:space="preserve">a </w:t>
       </w:r>
       <w:r>
-        <w:t>CPU</w:t>
-      </w:r>
-      <w:proofErr w:type="gramEnd"/>
-      <w:r>
-        <w:t xml:space="preserve"> sequential implementation</w:t>
+        <w:t>CPU sequential implementation</w:t>
       </w:r>
       <w:r>
         <w:t>.</w:t>
@@ -3765,7 +4136,7 @@
               <w:t>0.0</w:t>
             </w:r>
             <w:r>
-              <w:t>001</w:t>
+              <w:t>0002</w:t>
             </w:r>
           </w:p>
         </w:tc>
@@ -3787,10 +4158,7 @@
           </w:tcPr>
           <w:p>
             <w:r>
-              <w:t>0.0</w:t>
-            </w:r>
-            <w:r>
-              <w:t>628</w:t>
+              <w:t>0.0628</w:t>
             </w:r>
           </w:p>
         </w:tc>
